--- a/storage/app/templates/laporan-harian/template-laporan-harian.docx
+++ b/storage/app/templates/laporan-harian/template-laporan-harian.docx
@@ -1863,6 +1863,21 @@
     </w:p>
     <w:p>
       <w:pPr>
+        <w:spacing w:after="0" w:line="240" w:lineRule="auto"/>
+        <w:jc w:val="left"/>
+        <w:rPr>
+          <w:rFonts w:ascii="Times New Roman" w:hAnsi="Times New Roman" w:cs="Times New Roman"/>
+        </w:rPr>
+      </w:pPr>
+      <w:r>
+        <w:rPr>
+          <w:rFonts w:ascii="Times New Roman" w:hAnsi="Times New Roman" w:cs="Times New Roman"/>
+        </w:rPr>
+        <w:t xml:space="preserve">${blok_kategori}</w:t>
+      </w:r>
+    </w:p>
+    <w:p>
+      <w:pPr>
         <w:pStyle w:val="ListParagraph"/>
         <w:numPr>
           <w:ilvl w:val="0"/>
@@ -1880,7 +1895,7 @@
           <w:rFonts w:ascii="Times New Roman" w:hAnsi="Times New Roman"/>
           <w:b/>
         </w:rPr>
-        <w:t>New Building</w:t>
+        <w:t>${aktivitas_kategori}</w:t>
       </w:r>
     </w:p>
     <w:tbl>
@@ -2124,6 +2139,30 @@
         </w:tc>
       </w:tr>
     </w:tbl>
+    <w:p>
+      <w:pPr>
+        <w:spacing w:after="120" w:line="240" w:lineRule="auto"/>
+        <w:jc w:val="left"/>
+        <w:rPr>
+          <w:rFonts w:ascii="Times New Roman" w:hAnsi="Times New Roman" w:cs="Times New Roman"/>
+        </w:rPr>
+      </w:pPr>
+    </w:p>
+    <w:p>
+      <w:pPr>
+        <w:spacing w:after="0" w:line="240" w:lineRule="auto"/>
+        <w:jc w:val="left"/>
+        <w:rPr>
+          <w:rFonts w:ascii="Times New Roman" w:hAnsi="Times New Roman" w:cs="Times New Roman"/>
+        </w:rPr>
+      </w:pPr>
+      <w:r>
+        <w:rPr>
+          <w:rFonts w:ascii="Times New Roman" w:hAnsi="Times New Roman" w:cs="Times New Roman"/>
+        </w:rPr>
+        <w:t xml:space="preserve">${/blok_kategori}</w:t>
+      </w:r>
+    </w:p>
     <w:tbl>
       <w:tblPr>
         <w:tblStyle w:val="LightGrid-Accent3"/>
@@ -2794,211 +2833,420 @@
         </w:rPr>
       </w:pPr>
     </w:p>
+    <w:p>
+      <w:pPr>
+        <w:spacing w:after="0" w:line="240" w:lineRule="auto"/>
+        <w:jc w:val="left"/>
+        <w:rPr>
+          <w:rFonts w:ascii="Times New Roman" w:hAnsi="Times New Roman" w:cs="Times New Roman"/>
+        </w:rPr>
+      </w:pPr>
+      <w:r>
+        <w:rPr>
+          <w:rFonts w:ascii="Times New Roman" w:hAnsi="Times New Roman" w:cs="Times New Roman"/>
+        </w:rPr>
+        <w:t xml:space="preserve">${lampiran_kosong}</w:t>
+      </w:r>
+    </w:p>
+    <w:p>
+      <w:pPr>
+        <w:spacing w:after="0" w:line="240" w:lineRule="auto"/>
+        <w:jc w:val="left"/>
+        <w:rPr>
+          <w:rFonts w:ascii="Times New Roman" w:hAnsi="Times New Roman" w:cs="Times New Roman"/>
+        </w:rPr>
+      </w:pPr>
+      <w:r>
+        <w:rPr>
+          <w:rFonts w:ascii="Times New Roman" w:hAnsi="Times New Roman" w:cs="Times New Roman"/>
+        </w:rPr>
+        <w:t xml:space="preserve">${blok_lampiran}</w:t>
+      </w:r>
+    </w:p>
+    <w:p>
+      <w:pPr>
+        <w:spacing w:after="0" w:line="240" w:lineRule="auto"/>
+        <w:jc w:val="left"/>
+        <w:rPr>
+          <w:rFonts w:ascii="Times New Roman" w:hAnsi="Times New Roman" w:cs="Times New Roman"/>
+        </w:rPr>
+      </w:pPr>
+      <w:r>
+        <w:rPr>
+          <w:rFonts w:ascii="Times New Roman" w:hAnsi="Times New Roman" w:cs="Times New Roman"/>
+        </w:rPr>
+        <w:t xml:space="preserve">${lampiran_pemisah}</w:t>
+      </w:r>
+    </w:p>
     <w:tbl>
       <w:tblPr>
-        <w:tblStyle w:val="TableGrid"/>
-        <w:tblW w:w="9498" w:type="dxa"/>
+        <w:tblW w:w="5000" w:type="pct"/>
         <w:jc w:val="center"/>
-        <w:tblLook w:val="04A0" w:firstRow="1" w:lastRow="0" w:firstColumn="1" w:lastColumn="0" w:noHBand="0" w:noVBand="1"/>
+        <w:tblBorders>
+          <w:top w:val="single" w:sz="4" w:space="0" w:color="auto"/>
+          <w:left w:val="single" w:sz="4" w:space="0" w:color="auto"/>
+          <w:bottom w:val="single" w:sz="4" w:space="0" w:color="auto"/>
+          <w:right w:val="single" w:sz="4" w:space="0" w:color="auto"/>
+          <w:insideH w:val="single" w:sz="4" w:space="0" w:color="auto"/>
+          <w:insideV w:val="single" w:sz="4" w:space="0" w:color="auto"/>
+        </w:tblBorders>
+        <w:tblLayout w:type="fixed"/>
+        <w:tblCellMar>
+          <w:left w:w="80" w:type="dxa"/>
+          <w:right w:w="80" w:type="dxa"/>
+        </w:tblCellMar>
+        <w:tblLook w:val="0000" w:firstRow="0" w:lastRow="0" w:firstColumn="0" w:lastColumn="0" w:noHBand="1" w:noVBand="1"/>
       </w:tblPr>
       <w:tblGrid>
-        <w:gridCol w:w="1519"/>
-        <w:gridCol w:w="4014"/>
-        <w:gridCol w:w="3965"/>
+        <w:gridCol w:w="4513"/>
+        <w:gridCol w:w="4513"/>
       </w:tblGrid>
       <w:tr>
         <w:trPr>
-          <w:jc w:val="center"/>
+          <w:cantSplit/>
         </w:trPr>
         <w:tc>
           <w:tcPr>
-            <w:tcW w:w="917" w:type="dxa"/>
+            <w:tcW w:w="4513" w:type="dxa"/>
+            <w:shd w:val="clear" w:color="auto" w:fill="DEEAF6"/>
             <w:vAlign w:val="center"/>
           </w:tcPr>
           <w:p>
             <w:pPr>
-              <w:tabs>
-                <w:tab w:val="left" w:pos="942"/>
-              </w:tabs>
+              <w:spacing w:before="60" w:after="60" w:line="240" w:lineRule="auto"/>
               <w:jc w:val="center"/>
               <w:rPr>
                 <w:rFonts w:ascii="Times New Roman" w:hAnsi="Times New Roman" w:cs="Times New Roman"/>
-              </w:rPr>
-            </w:pPr>
-            <w:r>
-              <w:rPr>
-                <w:rFonts w:ascii="Times New Roman" w:hAnsi="Times New Roman"/>
-              </w:rPr>
-              <w:t>No</w:t>
-            </w:r>
-          </w:p>
-        </w:tc>
-        <w:tc>
-          <w:tcPr>
-            <w:tcW w:w="4290" w:type="dxa"/>
+                <w:b/>
+                <w:bCs/>
+                <w:sz w:val="20"/>
+              </w:rPr>
+            </w:pPr>
+            <w:r>
+              <w:rPr>
+                <w:rFonts w:ascii="Times New Roman" w:hAnsi="Times New Roman" w:cs="Times New Roman"/>
+                <w:b/>
+                <w:bCs/>
+                <w:sz w:val="20"/>
+              </w:rPr>
+              <w:t xml:space="preserve">${lp_kategori_1}</w:t>
+            </w:r>
+          </w:p>
+        </w:tc>
+        <w:tc>
+          <w:tcPr>
+            <w:tcW w:w="4513" w:type="dxa"/>
+            <w:shd w:val="clear" w:color="auto" w:fill="DEEAF6"/>
             <w:vAlign w:val="center"/>
           </w:tcPr>
           <w:p>
             <w:pPr>
-              <w:tabs>
-                <w:tab w:val="left" w:pos="942"/>
-              </w:tabs>
+              <w:spacing w:before="60" w:after="60" w:line="240" w:lineRule="auto"/>
               <w:jc w:val="center"/>
               <w:rPr>
                 <w:rFonts w:ascii="Times New Roman" w:hAnsi="Times New Roman" w:cs="Times New Roman"/>
-              </w:rPr>
-            </w:pPr>
-            <w:r>
-              <w:rPr>
-                <w:rFonts w:ascii="Times New Roman" w:hAnsi="Times New Roman"/>
-              </w:rPr>
-              <w:t>Gambar</w:t>
-            </w:r>
-          </w:p>
-        </w:tc>
-        <w:tc>
-          <w:tcPr>
-            <w:tcW w:w="4291" w:type="dxa"/>
-            <w:vAlign w:val="center"/>
-          </w:tcPr>
-          <w:p>
-            <w:pPr>
-              <w:tabs>
-                <w:tab w:val="left" w:pos="942"/>
-              </w:tabs>
-              <w:jc w:val="center"/>
-              <w:rPr>
-                <w:rFonts w:ascii="Times New Roman" w:hAnsi="Times New Roman" w:cs="Times New Roman"/>
-              </w:rPr>
-            </w:pPr>
-            <w:proofErr w:type="spellStart"/>
-            <w:r>
-              <w:rPr>
-                <w:rFonts w:ascii="Times New Roman" w:hAnsi="Times New Roman" w:cs="Times New Roman"/>
-              </w:rPr>
-              <w:t>Keterangan</w:t>
-            </w:r>
-            <w:proofErr w:type="spellEnd"/>
+                <w:b/>
+                <w:bCs/>
+                <w:sz w:val="20"/>
+              </w:rPr>
+            </w:pPr>
+            <w:r>
+              <w:rPr>
+                <w:rFonts w:ascii="Times New Roman" w:hAnsi="Times New Roman" w:cs="Times New Roman"/>
+                <w:b/>
+                <w:bCs/>
+                <w:sz w:val="20"/>
+              </w:rPr>
+              <w:t xml:space="preserve">${lp_kategori_2}</w:t>
+            </w:r>
           </w:p>
         </w:tc>
       </w:tr>
       <w:tr>
         <w:trPr>
-          <w:trHeight w:val="703"/>
-          <w:jc w:val="center"/>
+          <w:cantSplit/>
+          <w:trHeight w:val="4250" w:hRule="exact"/>
         </w:trPr>
         <w:tc>
           <w:tcPr>
-            <w:tcW w:w="917" w:type="dxa"/>
-          </w:tcPr>
-          <w:p>
-            <w:pPr>
-              <w:tabs>
-                <w:tab w:val="left" w:pos="942"/>
-              </w:tabs>
-              <w:spacing w:before="120" w:after="120"/>
+            <w:tcW w:w="4513" w:type="dxa"/>
+            <w:vAlign w:val="center"/>
+          </w:tcPr>
+          <w:p>
+            <w:pPr>
+              <w:spacing w:before="60" w:after="60" w:line="240" w:lineRule="auto"/>
+              <w:jc w:val="center"/>
               <w:rPr>
                 <w:rFonts w:ascii="Times New Roman" w:hAnsi="Times New Roman" w:cs="Times New Roman"/>
                 <w:sz w:val="20"/>
-                <w:szCs w:val="20"/>
               </w:rPr>
             </w:pPr>
             <w:r>
               <w:rPr>
                 <w:rFonts w:ascii="Times New Roman" w:hAnsi="Times New Roman" w:cs="Times New Roman"/>
                 <w:sz w:val="20"/>
-                <w:szCs w:val="20"/>
-              </w:rPr>
-              <w:t>${</w:t>
-            </w:r>
-            <w:proofErr w:type="spellStart"/>
-            <w:r>
+              </w:rPr>
+              <w:t xml:space="preserve">${lp_gambar_1}</w:t>
+            </w:r>
+          </w:p>
+        </w:tc>
+        <w:tc>
+          <w:tcPr>
+            <w:tcW w:w="4513" w:type="dxa"/>
+            <w:vAlign w:val="center"/>
+          </w:tcPr>
+          <w:p>
+            <w:pPr>
+              <w:spacing w:before="60" w:after="60" w:line="240" w:lineRule="auto"/>
+              <w:jc w:val="center"/>
               <w:rPr>
                 <w:rFonts w:ascii="Times New Roman" w:hAnsi="Times New Roman" w:cs="Times New Roman"/>
                 <w:sz w:val="20"/>
-                <w:szCs w:val="20"/>
-              </w:rPr>
-              <w:t>lampiran_no</w:t>
-            </w:r>
-            <w:proofErr w:type="spellEnd"/>
+              </w:rPr>
+            </w:pPr>
             <w:r>
               <w:rPr>
                 <w:rFonts w:ascii="Times New Roman" w:hAnsi="Times New Roman" w:cs="Times New Roman"/>
                 <w:sz w:val="20"/>
-                <w:szCs w:val="20"/>
-              </w:rPr>
-              <w:t>}</w:t>
-            </w:r>
-          </w:p>
-        </w:tc>
-        <w:tc>
-          <w:tcPr>
-            <w:tcW w:w="4290" w:type="dxa"/>
-          </w:tcPr>
-          <w:p>
-            <w:pPr>
-              <w:tabs>
-                <w:tab w:val="left" w:pos="942"/>
-              </w:tabs>
-              <w:spacing w:before="120"/>
+              </w:rPr>
+              <w:t xml:space="preserve">${lp_gambar_2}</w:t>
+            </w:r>
+          </w:p>
+        </w:tc>
+      </w:tr>
+      <w:tr>
+        <w:trPr>
+          <w:cantSplit/>
+          <w:trHeight w:val="700" w:hRule="atLeast"/>
+        </w:trPr>
+        <w:tc>
+          <w:tcPr>
+            <w:tcW w:w="4513" w:type="dxa"/>
+            <w:vAlign w:val="top"/>
+          </w:tcPr>
+          <w:p>
+            <w:pPr>
+              <w:spacing w:before="60" w:after="60" w:line="240" w:lineRule="auto"/>
+              <w:jc w:val="both"/>
+              <w:rPr>
+                <w:rFonts w:ascii="Times New Roman" w:hAnsi="Times New Roman" w:cs="Times New Roman"/>
+                <w:sz w:val="20"/>
+              </w:rPr>
+            </w:pPr>
+            <w:r>
+              <w:rPr>
+                <w:rFonts w:ascii="Times New Roman" w:hAnsi="Times New Roman" w:cs="Times New Roman"/>
+                <w:sz w:val="20"/>
+              </w:rPr>
+              <w:t xml:space="preserve">${lp_uraian_1}</w:t>
+            </w:r>
+          </w:p>
+        </w:tc>
+        <w:tc>
+          <w:tcPr>
+            <w:tcW w:w="4513" w:type="dxa"/>
+            <w:vAlign w:val="top"/>
+          </w:tcPr>
+          <w:p>
+            <w:pPr>
+              <w:spacing w:before="60" w:after="60" w:line="240" w:lineRule="auto"/>
+              <w:jc w:val="both"/>
+              <w:rPr>
+                <w:rFonts w:ascii="Times New Roman" w:hAnsi="Times New Roman" w:cs="Times New Roman"/>
+                <w:sz w:val="20"/>
+              </w:rPr>
+            </w:pPr>
+            <w:r>
+              <w:rPr>
+                <w:rFonts w:ascii="Times New Roman" w:hAnsi="Times New Roman" w:cs="Times New Roman"/>
+                <w:sz w:val="20"/>
+              </w:rPr>
+              <w:t xml:space="preserve">${lp_uraian_2}</w:t>
+            </w:r>
+          </w:p>
+        </w:tc>
+      </w:tr>
+      <w:tr>
+        <w:trPr>
+          <w:cantSplit/>
+        </w:trPr>
+        <w:tc>
+          <w:tcPr>
+            <w:tcW w:w="4513" w:type="dxa"/>
+            <w:shd w:val="clear" w:color="auto" w:fill="DEEAF6"/>
+            <w:vAlign w:val="center"/>
+          </w:tcPr>
+          <w:p>
+            <w:pPr>
+              <w:spacing w:before="60" w:after="60" w:line="240" w:lineRule="auto"/>
               <w:jc w:val="center"/>
               <w:rPr>
-                <w:rFonts w:ascii="Times New Roman" w:hAnsi="Times New Roman"/>
-                <w:noProof/>
-                <w:lang w:val="en-US"/>
-                <w14:ligatures w14:val="standardContextual"/>
-              </w:rPr>
-            </w:pPr>
-            <w:r>
-              <w:rPr>
-                <w:rFonts w:ascii="Times New Roman" w:hAnsi="Times New Roman"/>
-                <w:noProof/>
-                <w:lang w:val="en-US"/>
-                <w14:ligatures w14:val="standardContextual"/>
-              </w:rPr>
-              <w:t>${lampiran_gambar}</w:t>
-            </w:r>
-          </w:p>
-        </w:tc>
-        <w:tc>
-          <w:tcPr>
-            <w:tcW w:w="4291" w:type="dxa"/>
-          </w:tcPr>
-          <w:p>
-            <w:pPr>
-              <w:tabs>
-                <w:tab w:val="left" w:pos="942"/>
-              </w:tabs>
-              <w:spacing w:before="120" w:after="120"/>
+                <w:rFonts w:ascii="Times New Roman" w:hAnsi="Times New Roman" w:cs="Times New Roman"/>
+                <w:b/>
+                <w:bCs/>
+                <w:sz w:val="20"/>
+              </w:rPr>
+            </w:pPr>
+            <w:r>
+              <w:rPr>
+                <w:rFonts w:ascii="Times New Roman" w:hAnsi="Times New Roman" w:cs="Times New Roman"/>
+                <w:b/>
+                <w:bCs/>
+                <w:sz w:val="20"/>
+              </w:rPr>
+              <w:t xml:space="preserve">${lp_kategori_3}</w:t>
+            </w:r>
+          </w:p>
+        </w:tc>
+        <w:tc>
+          <w:tcPr>
+            <w:tcW w:w="4513" w:type="dxa"/>
+            <w:shd w:val="clear" w:color="auto" w:fill="DEEAF6"/>
+            <w:vAlign w:val="center"/>
+          </w:tcPr>
+          <w:p>
+            <w:pPr>
+              <w:spacing w:before="60" w:after="60" w:line="240" w:lineRule="auto"/>
               <w:jc w:val="center"/>
               <w:rPr>
                 <w:rFonts w:ascii="Times New Roman" w:hAnsi="Times New Roman" w:cs="Times New Roman"/>
-              </w:rPr>
-            </w:pPr>
-            <w:r>
-              <w:rPr>
-                <w:rFonts w:ascii="Times New Roman" w:hAnsi="Times New Roman" w:cs="Times New Roman"/>
-              </w:rPr>
-              <w:t>${</w:t>
-            </w:r>
-            <w:proofErr w:type="spellStart"/>
-            <w:r>
-              <w:rPr>
-                <w:rFonts w:ascii="Times New Roman" w:hAnsi="Times New Roman" w:cs="Times New Roman"/>
-              </w:rPr>
-              <w:t>lampiran_ket</w:t>
-            </w:r>
-            <w:proofErr w:type="spellEnd"/>
-            <w:r>
-              <w:rPr>
-                <w:rFonts w:ascii="Times New Roman" w:hAnsi="Times New Roman" w:cs="Times New Roman"/>
-              </w:rPr>
-              <w:t>}</w:t>
+                <w:b/>
+                <w:bCs/>
+                <w:sz w:val="20"/>
+              </w:rPr>
+            </w:pPr>
+            <w:r>
+              <w:rPr>
+                <w:rFonts w:ascii="Times New Roman" w:hAnsi="Times New Roman" w:cs="Times New Roman"/>
+                <w:b/>
+                <w:bCs/>
+                <w:sz w:val="20"/>
+              </w:rPr>
+              <w:t xml:space="preserve">${lp_kategori_4}</w:t>
+            </w:r>
+          </w:p>
+        </w:tc>
+      </w:tr>
+      <w:tr>
+        <w:trPr>
+          <w:cantSplit/>
+          <w:trHeight w:val="4250" w:hRule="exact"/>
+        </w:trPr>
+        <w:tc>
+          <w:tcPr>
+            <w:tcW w:w="4513" w:type="dxa"/>
+            <w:vAlign w:val="center"/>
+          </w:tcPr>
+          <w:p>
+            <w:pPr>
+              <w:spacing w:before="60" w:after="60" w:line="240" w:lineRule="auto"/>
+              <w:jc w:val="center"/>
+              <w:rPr>
+                <w:rFonts w:ascii="Times New Roman" w:hAnsi="Times New Roman" w:cs="Times New Roman"/>
+                <w:sz w:val="20"/>
+              </w:rPr>
+            </w:pPr>
+            <w:r>
+              <w:rPr>
+                <w:rFonts w:ascii="Times New Roman" w:hAnsi="Times New Roman" w:cs="Times New Roman"/>
+                <w:sz w:val="20"/>
+              </w:rPr>
+              <w:t xml:space="preserve">${lp_gambar_3}</w:t>
+            </w:r>
+          </w:p>
+        </w:tc>
+        <w:tc>
+          <w:tcPr>
+            <w:tcW w:w="4513" w:type="dxa"/>
+            <w:vAlign w:val="center"/>
+          </w:tcPr>
+          <w:p>
+            <w:pPr>
+              <w:spacing w:before="60" w:after="60" w:line="240" w:lineRule="auto"/>
+              <w:jc w:val="center"/>
+              <w:rPr>
+                <w:rFonts w:ascii="Times New Roman" w:hAnsi="Times New Roman" w:cs="Times New Roman"/>
+                <w:sz w:val="20"/>
+              </w:rPr>
+            </w:pPr>
+            <w:r>
+              <w:rPr>
+                <w:rFonts w:ascii="Times New Roman" w:hAnsi="Times New Roman" w:cs="Times New Roman"/>
+                <w:sz w:val="20"/>
+              </w:rPr>
+              <w:t xml:space="preserve">${lp_gambar_4}</w:t>
+            </w:r>
+          </w:p>
+        </w:tc>
+      </w:tr>
+      <w:tr>
+        <w:trPr>
+          <w:cantSplit/>
+          <w:trHeight w:val="700" w:hRule="atLeast"/>
+        </w:trPr>
+        <w:tc>
+          <w:tcPr>
+            <w:tcW w:w="4513" w:type="dxa"/>
+            <w:vAlign w:val="top"/>
+          </w:tcPr>
+          <w:p>
+            <w:pPr>
+              <w:spacing w:before="60" w:after="60" w:line="240" w:lineRule="auto"/>
+              <w:jc w:val="both"/>
+              <w:rPr>
+                <w:rFonts w:ascii="Times New Roman" w:hAnsi="Times New Roman" w:cs="Times New Roman"/>
+                <w:sz w:val="20"/>
+              </w:rPr>
+            </w:pPr>
+            <w:r>
+              <w:rPr>
+                <w:rFonts w:ascii="Times New Roman" w:hAnsi="Times New Roman" w:cs="Times New Roman"/>
+                <w:sz w:val="20"/>
+              </w:rPr>
+              <w:t xml:space="preserve">${lp_uraian_3}</w:t>
+            </w:r>
+          </w:p>
+        </w:tc>
+        <w:tc>
+          <w:tcPr>
+            <w:tcW w:w="4513" w:type="dxa"/>
+            <w:vAlign w:val="top"/>
+          </w:tcPr>
+          <w:p>
+            <w:pPr>
+              <w:spacing w:before="60" w:after="60" w:line="240" w:lineRule="auto"/>
+              <w:jc w:val="both"/>
+              <w:rPr>
+                <w:rFonts w:ascii="Times New Roman" w:hAnsi="Times New Roman" w:cs="Times New Roman"/>
+                <w:sz w:val="20"/>
+              </w:rPr>
+            </w:pPr>
+            <w:r>
+              <w:rPr>
+                <w:rFonts w:ascii="Times New Roman" w:hAnsi="Times New Roman" w:cs="Times New Roman"/>
+                <w:sz w:val="20"/>
+              </w:rPr>
+              <w:t xml:space="preserve">${lp_uraian_4}</w:t>
             </w:r>
           </w:p>
         </w:tc>
       </w:tr>
     </w:tbl>
+    <w:p>
+      <w:pPr>
+        <w:spacing w:after="0" w:line="240" w:lineRule="auto"/>
+        <w:jc w:val="left"/>
+        <w:rPr>
+          <w:rFonts w:ascii="Times New Roman" w:hAnsi="Times New Roman" w:cs="Times New Roman"/>
+        </w:rPr>
+      </w:pPr>
+      <w:r>
+        <w:rPr>
+          <w:rFonts w:ascii="Times New Roman" w:hAnsi="Times New Roman" w:cs="Times New Roman"/>
+        </w:rPr>
+        <w:t xml:space="preserve">${/blok_lampiran}</w:t>
+      </w:r>
+    </w:p>
     <w:p>
       <w:pPr>
         <w:tabs>

--- a/storage/app/templates/laporan-harian/template-laporan-harian.docx
+++ b/storage/app/templates/laporan-harian/template-laporan-harian.docx
@@ -7,36 +7,51 @@
         <w:pStyle w:val="NoSpacing"/>
         <w:spacing w:line="360" w:lineRule="auto"/>
         <w:ind w:left="0"/>
+        <w:rPr>
+          <w:szCs w:val="24"/>
+        </w:rPr>
       </w:pPr>
       <w:proofErr w:type="spellStart"/>
       <w:r>
+        <w:rPr>
+          <w:szCs w:val="24"/>
+        </w:rPr>
         <w:t>Pekerjaan</w:t>
       </w:r>
       <w:proofErr w:type="spellEnd"/>
       <w:r>
+        <w:rPr>
+          <w:szCs w:val="24"/>
+        </w:rPr>
         <w:tab/>
       </w:r>
       <w:r>
+        <w:rPr>
+          <w:szCs w:val="24"/>
+        </w:rPr>
         <w:tab/>
         <w:t xml:space="preserve">: </w:t>
       </w:r>
       <w:r>
         <w:rPr>
-          <w:rFonts w:ascii="Times New Roman" w:hAnsi="Times New Roman" w:cs="Times New Roman"/>
+          <w:rFonts w:cs="Times New Roman"/>
+          <w:szCs w:val="24"/>
         </w:rPr>
         <w:t>${</w:t>
       </w:r>
       <w:proofErr w:type="spellStart"/>
       <w:r>
         <w:rPr>
-          <w:rFonts w:ascii="Times New Roman" w:hAnsi="Times New Roman" w:cs="Times New Roman"/>
+          <w:rFonts w:cs="Times New Roman"/>
+          <w:szCs w:val="24"/>
         </w:rPr>
         <w:t>judul</w:t>
       </w:r>
       <w:proofErr w:type="spellEnd"/>
       <w:r>
         <w:rPr>
-          <w:rFonts w:ascii="Times New Roman" w:hAnsi="Times New Roman" w:cs="Times New Roman"/>
+          <w:rFonts w:cs="Times New Roman"/>
+          <w:szCs w:val="24"/>
         </w:rPr>
         <w:t>}</w:t>
       </w:r>
@@ -46,50 +61,66 @@
         <w:spacing w:before="120" w:after="0" w:line="480" w:lineRule="auto"/>
         <w:rPr>
           <w:rFonts w:cs="Times New Roman"/>
+          <w:sz w:val="24"/>
+          <w:szCs w:val="24"/>
         </w:rPr>
       </w:pPr>
       <w:r>
         <w:rPr>
           <w:rFonts w:cs="Times New Roman"/>
+          <w:sz w:val="24"/>
+          <w:szCs w:val="24"/>
         </w:rPr>
         <w:t>Lokasi</w:t>
       </w:r>
       <w:r>
         <w:rPr>
           <w:rFonts w:cs="Times New Roman"/>
+          <w:sz w:val="24"/>
+          <w:szCs w:val="24"/>
         </w:rPr>
         <w:tab/>
       </w:r>
       <w:r>
         <w:rPr>
           <w:rFonts w:cs="Times New Roman"/>
+          <w:sz w:val="24"/>
+          <w:szCs w:val="24"/>
         </w:rPr>
         <w:tab/>
       </w:r>
       <w:r>
         <w:rPr>
           <w:rFonts w:cs="Times New Roman"/>
+          <w:sz w:val="24"/>
+          <w:szCs w:val="24"/>
         </w:rPr>
         <w:tab/>
         <w:t xml:space="preserve">: </w:t>
       </w:r>
       <w:r>
         <w:rPr>
-          <w:rFonts w:ascii="Times New Roman" w:hAnsi="Times New Roman" w:cs="Times New Roman"/>
+          <w:rFonts w:cs="Times New Roman"/>
+          <w:sz w:val="24"/>
+          <w:szCs w:val="24"/>
         </w:rPr>
         <w:t>${</w:t>
       </w:r>
       <w:proofErr w:type="spellStart"/>
       <w:r>
         <w:rPr>
-          <w:rFonts w:ascii="Times New Roman" w:hAnsi="Times New Roman" w:cs="Times New Roman"/>
+          <w:rFonts w:cs="Times New Roman"/>
+          <w:sz w:val="24"/>
+          <w:szCs w:val="24"/>
         </w:rPr>
         <w:t>lokasi</w:t>
       </w:r>
       <w:proofErr w:type="spellEnd"/>
       <w:r>
         <w:rPr>
-          <w:rFonts w:ascii="Times New Roman" w:hAnsi="Times New Roman" w:cs="Times New Roman"/>
+          <w:rFonts w:cs="Times New Roman"/>
+          <w:sz w:val="24"/>
+          <w:szCs w:val="24"/>
         </w:rPr>
         <w:t>}</w:t>
       </w:r>
@@ -97,50 +128,82 @@
     <w:p>
       <w:pPr>
         <w:spacing w:line="360" w:lineRule="auto"/>
+        <w:rPr>
+          <w:sz w:val="24"/>
+          <w:szCs w:val="24"/>
+        </w:rPr>
       </w:pPr>
       <w:proofErr w:type="spellStart"/>
       <w:r>
+        <w:rPr>
+          <w:sz w:val="24"/>
+          <w:szCs w:val="24"/>
+        </w:rPr>
         <w:t>Pemberi</w:t>
       </w:r>
       <w:proofErr w:type="spellEnd"/>
       <w:r>
+        <w:rPr>
+          <w:sz w:val="24"/>
+          <w:szCs w:val="24"/>
+        </w:rPr>
         <w:t xml:space="preserve"> </w:t>
       </w:r>
       <w:proofErr w:type="spellStart"/>
       <w:r>
+        <w:rPr>
+          <w:sz w:val="24"/>
+          <w:szCs w:val="24"/>
+        </w:rPr>
         <w:t>Tugas</w:t>
       </w:r>
       <w:proofErr w:type="spellEnd"/>
       <w:r>
+        <w:rPr>
+          <w:sz w:val="24"/>
+          <w:szCs w:val="24"/>
+        </w:rPr>
         <w:tab/>
       </w:r>
       <w:r>
+        <w:rPr>
+          <w:sz w:val="24"/>
+          <w:szCs w:val="24"/>
+        </w:rPr>
         <w:tab/>
         <w:t xml:space="preserve">: </w:t>
       </w:r>
       <w:r>
         <w:rPr>
-          <w:rFonts w:ascii="Times New Roman" w:hAnsi="Times New Roman" w:cs="Times New Roman"/>
+          <w:rFonts w:cs="Times New Roman"/>
+          <w:sz w:val="24"/>
+          <w:szCs w:val="24"/>
         </w:rPr>
         <w:t>${</w:t>
       </w:r>
       <w:proofErr w:type="spellStart"/>
       <w:r>
         <w:rPr>
-          <w:rFonts w:ascii="Times New Roman" w:hAnsi="Times New Roman" w:cs="Times New Roman"/>
+          <w:rFonts w:cs="Times New Roman"/>
+          <w:sz w:val="24"/>
+          <w:szCs w:val="24"/>
         </w:rPr>
         <w:t>p</w:t>
       </w:r>
       <w:r>
         <w:rPr>
-          <w:rFonts w:ascii="Times New Roman" w:hAnsi="Times New Roman" w:cs="Times New Roman"/>
+          <w:rFonts w:cs="Times New Roman"/>
+          <w:sz w:val="24"/>
+          <w:szCs w:val="24"/>
         </w:rPr>
         <w:t>erusahaan</w:t>
       </w:r>
       <w:proofErr w:type="spellEnd"/>
       <w:r>
         <w:rPr>
-          <w:rFonts w:ascii="Times New Roman" w:hAnsi="Times New Roman" w:cs="Times New Roman"/>
+          <w:rFonts w:cs="Times New Roman"/>
+          <w:sz w:val="24"/>
+          <w:szCs w:val="24"/>
         </w:rPr>
         <w:t>}</w:t>
       </w:r>
@@ -150,12 +213,16 @@
         <w:spacing w:before="120" w:after="0" w:line="360" w:lineRule="auto"/>
         <w:rPr>
           <w:rFonts w:cs="Times New Roman"/>
+          <w:sz w:val="24"/>
+          <w:szCs w:val="24"/>
         </w:rPr>
       </w:pPr>
       <w:proofErr w:type="spellStart"/>
       <w:r>
         <w:rPr>
           <w:rFonts w:cs="Times New Roman"/>
+          <w:sz w:val="24"/>
+          <w:szCs w:val="24"/>
         </w:rPr>
         <w:t>Konsultan</w:t>
       </w:r>
@@ -163,6 +230,8 @@
       <w:r>
         <w:rPr>
           <w:rFonts w:cs="Times New Roman"/>
+          <w:sz w:val="24"/>
+          <w:szCs w:val="24"/>
         </w:rPr>
         <w:t xml:space="preserve"> </w:t>
       </w:r>
@@ -170,6 +239,8 @@
       <w:r>
         <w:rPr>
           <w:rFonts w:cs="Times New Roman"/>
+          <w:sz w:val="24"/>
+          <w:szCs w:val="24"/>
         </w:rPr>
         <w:t>Pengawas</w:t>
       </w:r>
@@ -177,6 +248,8 @@
       <w:r>
         <w:rPr>
           <w:rFonts w:cs="Times New Roman"/>
+          <w:sz w:val="24"/>
+          <w:szCs w:val="24"/>
         </w:rPr>
         <w:tab/>
         <w:t xml:space="preserve">: PT Biro </w:t>
@@ -185,6 +258,8 @@
       <w:r>
         <w:rPr>
           <w:rFonts w:cs="Times New Roman"/>
+          <w:sz w:val="24"/>
+          <w:szCs w:val="24"/>
         </w:rPr>
         <w:t>Klasifikasi</w:t>
       </w:r>
@@ -192,12 +267,16 @@
       <w:r>
         <w:rPr>
           <w:rFonts w:cs="Times New Roman"/>
+          <w:sz w:val="24"/>
+          <w:szCs w:val="24"/>
         </w:rPr>
         <w:t xml:space="preserve"> Indonesia Persero / SBU Marine Service</w:t>
       </w:r>
       <w:r>
         <w:rPr>
           <w:rFonts w:cs="Times New Roman"/>
+          <w:sz w:val="24"/>
+          <w:szCs w:val="24"/>
         </w:rPr>
         <w:t>s</w:t>
       </w:r>
@@ -214,44 +293,58 @@
         <w:spacing w:before="120" w:after="0" w:line="360" w:lineRule="auto"/>
         <w:rPr>
           <w:rFonts w:cs="Times New Roman"/>
+          <w:sz w:val="24"/>
+          <w:szCs w:val="24"/>
         </w:rPr>
       </w:pPr>
       <w:r>
         <w:rPr>
           <w:rFonts w:cs="Times New Roman"/>
+          <w:sz w:val="24"/>
+          <w:szCs w:val="24"/>
         </w:rPr>
         <w:t>Hull Number</w:t>
       </w:r>
       <w:r>
         <w:rPr>
           <w:rFonts w:cs="Times New Roman"/>
+          <w:sz w:val="24"/>
+          <w:szCs w:val="24"/>
         </w:rPr>
         <w:tab/>
       </w:r>
       <w:r>
         <w:rPr>
           <w:rFonts w:cs="Times New Roman"/>
+          <w:sz w:val="24"/>
+          <w:szCs w:val="24"/>
         </w:rPr>
         <w:tab/>
         <w:t xml:space="preserve">: </w:t>
       </w:r>
       <w:r>
         <w:rPr>
-          <w:rFonts w:ascii="Times New Roman" w:hAnsi="Times New Roman" w:cs="Times New Roman"/>
+          <w:rFonts w:cs="Times New Roman"/>
+          <w:sz w:val="24"/>
+          <w:szCs w:val="24"/>
         </w:rPr>
         <w:t>${</w:t>
       </w:r>
       <w:proofErr w:type="spellStart"/>
       <w:r>
         <w:rPr>
-          <w:rFonts w:ascii="Times New Roman" w:hAnsi="Times New Roman" w:cs="Times New Roman"/>
+          <w:rFonts w:cs="Times New Roman"/>
+          <w:sz w:val="24"/>
+          <w:szCs w:val="24"/>
         </w:rPr>
         <w:t>no_kapal</w:t>
       </w:r>
       <w:proofErr w:type="spellEnd"/>
       <w:r>
         <w:rPr>
-          <w:rFonts w:ascii="Times New Roman" w:hAnsi="Times New Roman" w:cs="Times New Roman"/>
+          <w:rFonts w:cs="Times New Roman"/>
+          <w:sz w:val="24"/>
+          <w:szCs w:val="24"/>
         </w:rPr>
         <w:t>}</w:t>
       </w:r>
@@ -267,39 +360,46 @@
         <w:ind w:left="425" w:hanging="425"/>
         <w:contextualSpacing w:val="0"/>
         <w:rPr>
-          <w:rFonts w:ascii="Times New Roman" w:hAnsi="Times New Roman" w:cs="Times New Roman"/>
+          <w:rFonts w:ascii="Garamond" w:hAnsi="Garamond" w:cs="Times New Roman"/>
           <w:b/>
-          <w:sz w:val="22"/>
-          <w:szCs w:val="22"/>
-        </w:rPr>
-      </w:pPr>
+          <w:sz w:val="24"/>
+          <w:szCs w:val="24"/>
+        </w:rPr>
+      </w:pPr>
+      <w:r>
+        <w:rPr>
+          <w:rFonts w:ascii="Garamond" w:hAnsi="Garamond" w:cs="Times New Roman"/>
+          <w:b/>
+        </w:rPr>
+        <w:t xml:space="preserve"> </w:t>
+      </w:r>
       <w:proofErr w:type="spellStart"/>
       <w:r>
         <w:rPr>
-          <w:rFonts w:ascii="Times New Roman" w:hAnsi="Times New Roman" w:cs="Times New Roman"/>
+          <w:rFonts w:ascii="Garamond" w:hAnsi="Garamond" w:cs="Times New Roman"/>
           <w:b/>
-          <w:sz w:val="22"/>
-          <w:szCs w:val="22"/>
+          <w:sz w:val="24"/>
+          <w:szCs w:val="24"/>
         </w:rPr>
         <w:t>Kondisi</w:t>
       </w:r>
       <w:proofErr w:type="spellEnd"/>
       <w:r>
         <w:rPr>
-          <w:rFonts w:ascii="Times New Roman" w:hAnsi="Times New Roman" w:cs="Times New Roman"/>
+          <w:rFonts w:ascii="Garamond" w:hAnsi="Garamond" w:cs="Times New Roman"/>
           <w:b/>
-          <w:sz w:val="22"/>
-          <w:szCs w:val="22"/>
+          <w:sz w:val="24"/>
+          <w:szCs w:val="24"/>
         </w:rPr>
         <w:t xml:space="preserve"> </w:t>
       </w:r>
       <w:proofErr w:type="spellStart"/>
       <w:r>
         <w:rPr>
-          <w:rFonts w:ascii="Times New Roman" w:hAnsi="Times New Roman" w:cs="Times New Roman"/>
+          <w:rFonts w:ascii="Garamond" w:hAnsi="Garamond" w:cs="Times New Roman"/>
           <w:b/>
-          <w:sz w:val="22"/>
-          <w:szCs w:val="22"/>
+          <w:sz w:val="24"/>
+          <w:szCs w:val="24"/>
         </w:rPr>
         <w:t>Cuaca</w:t>
       </w:r>
@@ -333,12 +433,20 @@
           <w:tcPr>
             <w:cnfStyle w:val="001000000000" w:firstRow="0" w:lastRow="0" w:firstColumn="1" w:lastColumn="0" w:oddVBand="0" w:evenVBand="0" w:oddHBand="0" w:evenHBand="0" w:firstRowFirstColumn="0" w:firstRowLastColumn="0" w:lastRowFirstColumn="0" w:lastRowLastColumn="0"/>
             <w:tcW w:w="1449" w:type="dxa"/>
+            <w:tcBorders>
+              <w:top w:val="single" w:sz="4" w:space="0" w:color="auto"/>
+              <w:left w:val="single" w:sz="4" w:space="0" w:color="auto"/>
+              <w:bottom w:val="single" w:sz="4" w:space="0" w:color="auto"/>
+              <w:right w:val="single" w:sz="4" w:space="0" w:color="auto"/>
+            </w:tcBorders>
+            <w:shd w:val="clear" w:color="auto" w:fill="0070C0"/>
           </w:tcPr>
           <w:p>
             <w:pPr>
               <w:jc w:val="center"/>
               <w:rPr>
-                <w:rFonts w:ascii="Times New Roman" w:hAnsi="Times New Roman" w:cs="Times New Roman"/>
+                <w:rFonts w:cs="Times New Roman"/>
+                <w:color w:val="FFFFFF" w:themeColor="background1"/>
               </w:rPr>
             </w:pPr>
           </w:p>
@@ -346,22 +454,29 @@
         <w:tc>
           <w:tcPr>
             <w:tcW w:w="2498" w:type="dxa"/>
+            <w:tcBorders>
+              <w:top w:val="single" w:sz="4" w:space="0" w:color="auto"/>
+              <w:left w:val="single" w:sz="4" w:space="0" w:color="auto"/>
+              <w:bottom w:val="single" w:sz="4" w:space="0" w:color="auto"/>
+              <w:right w:val="single" w:sz="4" w:space="0" w:color="auto"/>
+            </w:tcBorders>
+            <w:shd w:val="clear" w:color="auto" w:fill="0070C0"/>
           </w:tcPr>
           <w:p>
             <w:pPr>
               <w:jc w:val="center"/>
               <w:cnfStyle w:val="100000000000" w:firstRow="1" w:lastRow="0" w:firstColumn="0" w:lastColumn="0" w:oddVBand="0" w:evenVBand="0" w:oddHBand="0" w:evenHBand="0" w:firstRowFirstColumn="0" w:firstRowLastColumn="0" w:lastRowFirstColumn="0" w:lastRowLastColumn="0"/>
               <w:rPr>
-                <w:rFonts w:ascii="Times New Roman" w:hAnsi="Times New Roman" w:cs="Times New Roman"/>
+                <w:rFonts w:cs="Times New Roman"/>
                 <w:b w:val="0"/>
                 <w:bCs w:val="0"/>
-                <w:color w:val="auto"/>
-              </w:rPr>
-            </w:pPr>
-            <w:r>
-              <w:rPr>
-                <w:rFonts w:ascii="Times New Roman" w:hAnsi="Times New Roman" w:cs="Times New Roman"/>
-                <w:color w:val="auto"/>
+                <w:color w:val="FFFFFF" w:themeColor="background1"/>
+              </w:rPr>
+            </w:pPr>
+            <w:r>
+              <w:rPr>
+                <w:rFonts w:cs="Times New Roman"/>
+                <w:color w:val="FFFFFF" w:themeColor="background1"/>
               </w:rPr>
               <w:t>Pagi</w:t>
             </w:r>
@@ -370,22 +485,29 @@
         <w:tc>
           <w:tcPr>
             <w:tcW w:w="2517" w:type="dxa"/>
+            <w:tcBorders>
+              <w:top w:val="single" w:sz="4" w:space="0" w:color="auto"/>
+              <w:left w:val="single" w:sz="4" w:space="0" w:color="auto"/>
+              <w:bottom w:val="single" w:sz="4" w:space="0" w:color="auto"/>
+              <w:right w:val="single" w:sz="4" w:space="0" w:color="auto"/>
+            </w:tcBorders>
+            <w:shd w:val="clear" w:color="auto" w:fill="0070C0"/>
           </w:tcPr>
           <w:p>
             <w:pPr>
               <w:jc w:val="center"/>
               <w:cnfStyle w:val="100000000000" w:firstRow="1" w:lastRow="0" w:firstColumn="0" w:lastColumn="0" w:oddVBand="0" w:evenVBand="0" w:oddHBand="0" w:evenHBand="0" w:firstRowFirstColumn="0" w:firstRowLastColumn="0" w:lastRowFirstColumn="0" w:lastRowLastColumn="0"/>
               <w:rPr>
-                <w:rFonts w:ascii="Times New Roman" w:hAnsi="Times New Roman" w:cs="Times New Roman"/>
+                <w:rFonts w:cs="Times New Roman"/>
                 <w:b w:val="0"/>
                 <w:bCs w:val="0"/>
-                <w:color w:val="auto"/>
-              </w:rPr>
-            </w:pPr>
-            <w:r>
-              <w:rPr>
-                <w:rFonts w:ascii="Times New Roman" w:hAnsi="Times New Roman" w:cs="Times New Roman"/>
-                <w:color w:val="auto"/>
+                <w:color w:val="FFFFFF" w:themeColor="background1"/>
+              </w:rPr>
+            </w:pPr>
+            <w:r>
+              <w:rPr>
+                <w:rFonts w:cs="Times New Roman"/>
+                <w:color w:val="FFFFFF" w:themeColor="background1"/>
               </w:rPr>
               <w:t>Siang</w:t>
             </w:r>
@@ -394,22 +516,29 @@
         <w:tc>
           <w:tcPr>
             <w:tcW w:w="2552" w:type="dxa"/>
+            <w:tcBorders>
+              <w:top w:val="single" w:sz="4" w:space="0" w:color="auto"/>
+              <w:left w:val="single" w:sz="4" w:space="0" w:color="auto"/>
+              <w:bottom w:val="single" w:sz="4" w:space="0" w:color="auto"/>
+              <w:right w:val="single" w:sz="4" w:space="0" w:color="auto"/>
+            </w:tcBorders>
+            <w:shd w:val="clear" w:color="auto" w:fill="0070C0"/>
           </w:tcPr>
           <w:p>
             <w:pPr>
               <w:jc w:val="center"/>
               <w:cnfStyle w:val="100000000000" w:firstRow="1" w:lastRow="0" w:firstColumn="0" w:lastColumn="0" w:oddVBand="0" w:evenVBand="0" w:oddHBand="0" w:evenHBand="0" w:firstRowFirstColumn="0" w:firstRowLastColumn="0" w:lastRowFirstColumn="0" w:lastRowLastColumn="0"/>
               <w:rPr>
-                <w:rFonts w:ascii="Times New Roman" w:hAnsi="Times New Roman" w:cs="Times New Roman"/>
+                <w:rFonts w:cs="Times New Roman"/>
                 <w:b w:val="0"/>
                 <w:bCs w:val="0"/>
-                <w:color w:val="auto"/>
-              </w:rPr>
-            </w:pPr>
-            <w:r>
-              <w:rPr>
-                <w:rFonts w:ascii="Times New Roman" w:hAnsi="Times New Roman" w:cs="Times New Roman"/>
-                <w:color w:val="auto"/>
+                <w:color w:val="FFFFFF" w:themeColor="background1"/>
+              </w:rPr>
+            </w:pPr>
+            <w:r>
+              <w:rPr>
+                <w:rFonts w:cs="Times New Roman"/>
+                <w:color w:val="FFFFFF" w:themeColor="background1"/>
               </w:rPr>
               <w:t>Sore</w:t>
             </w:r>
@@ -424,19 +553,25 @@
           <w:tcPr>
             <w:cnfStyle w:val="001000000000" w:firstRow="0" w:lastRow="0" w:firstColumn="1" w:lastColumn="0" w:oddVBand="0" w:evenVBand="0" w:oddHBand="0" w:evenHBand="0" w:firstRowFirstColumn="0" w:firstRowLastColumn="0" w:lastRowFirstColumn="0" w:lastRowLastColumn="0"/>
             <w:tcW w:w="1449" w:type="dxa"/>
+            <w:tcBorders>
+              <w:top w:val="single" w:sz="4" w:space="0" w:color="auto"/>
+              <w:left w:val="single" w:sz="4" w:space="0" w:color="auto"/>
+              <w:bottom w:val="single" w:sz="4" w:space="0" w:color="auto"/>
+              <w:right w:val="single" w:sz="4" w:space="0" w:color="auto"/>
+            </w:tcBorders>
           </w:tcPr>
           <w:p>
             <w:pPr>
               <w:jc w:val="left"/>
               <w:rPr>
-                <w:rFonts w:ascii="Times New Roman" w:hAnsi="Times New Roman" w:cs="Times New Roman"/>
+                <w:rFonts w:cs="Times New Roman"/>
                 <w:color w:val="auto"/>
               </w:rPr>
             </w:pPr>
             <w:proofErr w:type="spellStart"/>
             <w:r>
               <w:rPr>
-                <w:rFonts w:ascii="Times New Roman" w:hAnsi="Times New Roman" w:cs="Times New Roman"/>
+                <w:rFonts w:cs="Times New Roman"/>
                 <w:color w:val="auto"/>
               </w:rPr>
               <w:t>Cuaca</w:t>
@@ -447,13 +582,19 @@
         <w:tc>
           <w:tcPr>
             <w:tcW w:w="2498" w:type="dxa"/>
+            <w:tcBorders>
+              <w:top w:val="single" w:sz="4" w:space="0" w:color="auto"/>
+              <w:left w:val="single" w:sz="4" w:space="0" w:color="auto"/>
+              <w:bottom w:val="single" w:sz="4" w:space="0" w:color="auto"/>
+              <w:right w:val="single" w:sz="4" w:space="0" w:color="auto"/>
+            </w:tcBorders>
           </w:tcPr>
           <w:p>
             <w:pPr>
               <w:jc w:val="center"/>
               <w:cnfStyle w:val="000000100000" w:firstRow="0" w:lastRow="0" w:firstColumn="0" w:lastColumn="0" w:oddVBand="0" w:evenVBand="0" w:oddHBand="1" w:evenHBand="0" w:firstRowFirstColumn="0" w:firstRowLastColumn="0" w:lastRowFirstColumn="0" w:lastRowLastColumn="0"/>
               <w:rPr>
-                <w:rFonts w:ascii="Times New Roman" w:hAnsi="Times New Roman" w:cs="Times New Roman"/>
+                <w:rFonts w:cs="Times New Roman"/>
                 <w:b/>
                 <w:bCs/>
                 <w:color w:val="auto"/>
@@ -461,7 +602,7 @@
             </w:pPr>
             <w:r>
               <w:rPr>
-                <w:rFonts w:ascii="Times New Roman" w:hAnsi="Times New Roman" w:cs="Times New Roman"/>
+                <w:rFonts w:cs="Times New Roman"/>
                 <w:color w:val="auto"/>
               </w:rPr>
               <w:t>${</w:t>
@@ -469,7 +610,7 @@
             <w:proofErr w:type="spellStart"/>
             <w:r>
               <w:rPr>
-                <w:rFonts w:ascii="Times New Roman" w:hAnsi="Times New Roman" w:cs="Times New Roman"/>
+                <w:rFonts w:cs="Times New Roman"/>
                 <w:color w:val="auto"/>
               </w:rPr>
               <w:t>cuaca_pagi</w:t>
@@ -477,7 +618,7 @@
             <w:proofErr w:type="spellEnd"/>
             <w:r>
               <w:rPr>
-                <w:rFonts w:ascii="Times New Roman" w:hAnsi="Times New Roman" w:cs="Times New Roman"/>
+                <w:rFonts w:cs="Times New Roman"/>
                 <w:color w:val="auto"/>
               </w:rPr>
               <w:t>}</w:t>
@@ -487,13 +628,19 @@
         <w:tc>
           <w:tcPr>
             <w:tcW w:w="2517" w:type="dxa"/>
+            <w:tcBorders>
+              <w:top w:val="single" w:sz="4" w:space="0" w:color="auto"/>
+              <w:left w:val="single" w:sz="4" w:space="0" w:color="auto"/>
+              <w:bottom w:val="single" w:sz="4" w:space="0" w:color="auto"/>
+              <w:right w:val="single" w:sz="4" w:space="0" w:color="auto"/>
+            </w:tcBorders>
           </w:tcPr>
           <w:p>
             <w:pPr>
               <w:jc w:val="center"/>
               <w:cnfStyle w:val="000000100000" w:firstRow="0" w:lastRow="0" w:firstColumn="0" w:lastColumn="0" w:oddVBand="0" w:evenVBand="0" w:oddHBand="1" w:evenHBand="0" w:firstRowFirstColumn="0" w:firstRowLastColumn="0" w:lastRowFirstColumn="0" w:lastRowLastColumn="0"/>
               <w:rPr>
-                <w:rFonts w:ascii="Times New Roman" w:hAnsi="Times New Roman" w:cs="Times New Roman"/>
+                <w:rFonts w:cs="Times New Roman"/>
                 <w:b/>
                 <w:bCs/>
                 <w:color w:val="auto"/>
@@ -501,7 +648,7 @@
             </w:pPr>
             <w:r>
               <w:rPr>
-                <w:rFonts w:ascii="Times New Roman" w:hAnsi="Times New Roman" w:cs="Times New Roman"/>
+                <w:rFonts w:cs="Times New Roman"/>
                 <w:color w:val="auto"/>
               </w:rPr>
               <w:t>${</w:t>
@@ -509,7 +656,7 @@
             <w:proofErr w:type="spellStart"/>
             <w:r>
               <w:rPr>
-                <w:rFonts w:ascii="Times New Roman" w:hAnsi="Times New Roman" w:cs="Times New Roman"/>
+                <w:rFonts w:cs="Times New Roman"/>
                 <w:color w:val="auto"/>
               </w:rPr>
               <w:t>cuaca_siang</w:t>
@@ -517,7 +664,7 @@
             <w:proofErr w:type="spellEnd"/>
             <w:r>
               <w:rPr>
-                <w:rFonts w:ascii="Times New Roman" w:hAnsi="Times New Roman" w:cs="Times New Roman"/>
+                <w:rFonts w:cs="Times New Roman"/>
                 <w:color w:val="auto"/>
               </w:rPr>
               <w:t>}</w:t>
@@ -527,13 +674,19 @@
         <w:tc>
           <w:tcPr>
             <w:tcW w:w="2552" w:type="dxa"/>
+            <w:tcBorders>
+              <w:top w:val="single" w:sz="4" w:space="0" w:color="auto"/>
+              <w:left w:val="single" w:sz="4" w:space="0" w:color="auto"/>
+              <w:bottom w:val="single" w:sz="4" w:space="0" w:color="auto"/>
+              <w:right w:val="single" w:sz="4" w:space="0" w:color="auto"/>
+            </w:tcBorders>
           </w:tcPr>
           <w:p>
             <w:pPr>
               <w:jc w:val="center"/>
               <w:cnfStyle w:val="000000100000" w:firstRow="0" w:lastRow="0" w:firstColumn="0" w:lastColumn="0" w:oddVBand="0" w:evenVBand="0" w:oddHBand="1" w:evenHBand="0" w:firstRowFirstColumn="0" w:firstRowLastColumn="0" w:lastRowFirstColumn="0" w:lastRowLastColumn="0"/>
               <w:rPr>
-                <w:rFonts w:ascii="Times New Roman" w:hAnsi="Times New Roman" w:cs="Times New Roman"/>
+                <w:rFonts w:cs="Times New Roman"/>
                 <w:b/>
                 <w:bCs/>
                 <w:color w:val="auto"/>
@@ -541,7 +694,7 @@
             </w:pPr>
             <w:r>
               <w:rPr>
-                <w:rFonts w:ascii="Times New Roman" w:hAnsi="Times New Roman" w:cs="Times New Roman"/>
+                <w:rFonts w:cs="Times New Roman"/>
                 <w:color w:val="auto"/>
               </w:rPr>
               <w:t>${</w:t>
@@ -549,7 +702,7 @@
             <w:proofErr w:type="spellStart"/>
             <w:r>
               <w:rPr>
-                <w:rFonts w:ascii="Times New Roman" w:hAnsi="Times New Roman" w:cs="Times New Roman"/>
+                <w:rFonts w:cs="Times New Roman"/>
                 <w:color w:val="auto"/>
               </w:rPr>
               <w:t>cuaca_sore</w:t>
@@ -557,7 +710,7 @@
             <w:proofErr w:type="spellEnd"/>
             <w:r>
               <w:rPr>
-                <w:rFonts w:ascii="Times New Roman" w:hAnsi="Times New Roman" w:cs="Times New Roman"/>
+                <w:rFonts w:cs="Times New Roman"/>
                 <w:color w:val="auto"/>
               </w:rPr>
               <w:t>}</w:t>
@@ -570,19 +723,25 @@
           <w:tcPr>
             <w:cnfStyle w:val="001000000000" w:firstRow="0" w:lastRow="0" w:firstColumn="1" w:lastColumn="0" w:oddVBand="0" w:evenVBand="0" w:oddHBand="0" w:evenHBand="0" w:firstRowFirstColumn="0" w:firstRowLastColumn="0" w:lastRowFirstColumn="0" w:lastRowLastColumn="0"/>
             <w:tcW w:w="1449" w:type="dxa"/>
+            <w:tcBorders>
+              <w:top w:val="single" w:sz="4" w:space="0" w:color="auto"/>
+              <w:left w:val="single" w:sz="4" w:space="0" w:color="auto"/>
+              <w:bottom w:val="single" w:sz="4" w:space="0" w:color="auto"/>
+              <w:right w:val="single" w:sz="4" w:space="0" w:color="auto"/>
+            </w:tcBorders>
           </w:tcPr>
           <w:p>
             <w:pPr>
               <w:jc w:val="center"/>
               <w:rPr>
-                <w:rFonts w:ascii="Times New Roman" w:hAnsi="Times New Roman" w:cs="Times New Roman"/>
+                <w:rFonts w:cs="Times New Roman"/>
                 <w:color w:val="auto"/>
               </w:rPr>
             </w:pPr>
             <w:proofErr w:type="spellStart"/>
             <w:r>
               <w:rPr>
-                <w:rFonts w:ascii="Times New Roman" w:hAnsi="Times New Roman" w:cs="Times New Roman"/>
+                <w:rFonts w:cs="Times New Roman"/>
                 <w:color w:val="auto"/>
               </w:rPr>
               <w:t>Kelembaban</w:t>
@@ -593,13 +752,19 @@
         <w:tc>
           <w:tcPr>
             <w:tcW w:w="2498" w:type="dxa"/>
+            <w:tcBorders>
+              <w:top w:val="single" w:sz="4" w:space="0" w:color="auto"/>
+              <w:left w:val="single" w:sz="4" w:space="0" w:color="auto"/>
+              <w:bottom w:val="single" w:sz="4" w:space="0" w:color="auto"/>
+              <w:right w:val="single" w:sz="4" w:space="0" w:color="auto"/>
+            </w:tcBorders>
           </w:tcPr>
           <w:p>
             <w:pPr>
               <w:jc w:val="center"/>
               <w:cnfStyle w:val="000000000000" w:firstRow="0" w:lastRow="0" w:firstColumn="0" w:lastColumn="0" w:oddVBand="0" w:evenVBand="0" w:oddHBand="0" w:evenHBand="0" w:firstRowFirstColumn="0" w:firstRowLastColumn="0" w:lastRowFirstColumn="0" w:lastRowLastColumn="0"/>
               <w:rPr>
-                <w:rFonts w:ascii="Times New Roman" w:hAnsi="Times New Roman" w:cs="Times New Roman"/>
+                <w:rFonts w:cs="Times New Roman"/>
                 <w:b/>
                 <w:bCs/>
                 <w:color w:val="auto"/>
@@ -607,7 +772,7 @@
             </w:pPr>
             <w:r>
               <w:rPr>
-                <w:rFonts w:ascii="Times New Roman" w:hAnsi="Times New Roman" w:cs="Times New Roman"/>
+                <w:rFonts w:cs="Times New Roman"/>
                 <w:color w:val="auto"/>
               </w:rPr>
               <w:t>${</w:t>
@@ -615,7 +780,7 @@
             <w:proofErr w:type="spellStart"/>
             <w:r>
               <w:rPr>
-                <w:rFonts w:ascii="Times New Roman" w:hAnsi="Times New Roman" w:cs="Times New Roman"/>
+                <w:rFonts w:cs="Times New Roman"/>
                 <w:color w:val="auto"/>
               </w:rPr>
               <w:t>kelembaban_pagi</w:t>
@@ -623,7 +788,7 @@
             <w:proofErr w:type="spellEnd"/>
             <w:r>
               <w:rPr>
-                <w:rFonts w:ascii="Times New Roman" w:hAnsi="Times New Roman" w:cs="Times New Roman"/>
+                <w:rFonts w:cs="Times New Roman"/>
                 <w:color w:val="auto"/>
               </w:rPr>
               <w:t>}</w:t>
@@ -633,13 +798,19 @@
         <w:tc>
           <w:tcPr>
             <w:tcW w:w="2517" w:type="dxa"/>
+            <w:tcBorders>
+              <w:top w:val="single" w:sz="4" w:space="0" w:color="auto"/>
+              <w:left w:val="single" w:sz="4" w:space="0" w:color="auto"/>
+              <w:bottom w:val="single" w:sz="4" w:space="0" w:color="auto"/>
+              <w:right w:val="single" w:sz="4" w:space="0" w:color="auto"/>
+            </w:tcBorders>
           </w:tcPr>
           <w:p>
             <w:pPr>
               <w:jc w:val="center"/>
               <w:cnfStyle w:val="000000000000" w:firstRow="0" w:lastRow="0" w:firstColumn="0" w:lastColumn="0" w:oddVBand="0" w:evenVBand="0" w:oddHBand="0" w:evenHBand="0" w:firstRowFirstColumn="0" w:firstRowLastColumn="0" w:lastRowFirstColumn="0" w:lastRowLastColumn="0"/>
               <w:rPr>
-                <w:rFonts w:ascii="Times New Roman" w:hAnsi="Times New Roman" w:cs="Times New Roman"/>
+                <w:rFonts w:cs="Times New Roman"/>
                 <w:b/>
                 <w:bCs/>
                 <w:color w:val="auto"/>
@@ -647,7 +818,7 @@
             </w:pPr>
             <w:r>
               <w:rPr>
-                <w:rFonts w:ascii="Times New Roman" w:hAnsi="Times New Roman" w:cs="Times New Roman"/>
+                <w:rFonts w:cs="Times New Roman"/>
                 <w:color w:val="auto"/>
               </w:rPr>
               <w:t>${</w:t>
@@ -655,7 +826,7 @@
             <w:proofErr w:type="spellStart"/>
             <w:r>
               <w:rPr>
-                <w:rFonts w:ascii="Times New Roman" w:hAnsi="Times New Roman" w:cs="Times New Roman"/>
+                <w:rFonts w:cs="Times New Roman"/>
                 <w:color w:val="auto"/>
               </w:rPr>
               <w:t>kelembaban_siang</w:t>
@@ -663,7 +834,7 @@
             <w:proofErr w:type="spellEnd"/>
             <w:r>
               <w:rPr>
-                <w:rFonts w:ascii="Times New Roman" w:hAnsi="Times New Roman" w:cs="Times New Roman"/>
+                <w:rFonts w:cs="Times New Roman"/>
                 <w:color w:val="auto"/>
               </w:rPr>
               <w:t>}</w:t>
@@ -673,19 +844,25 @@
         <w:tc>
           <w:tcPr>
             <w:tcW w:w="2552" w:type="dxa"/>
+            <w:tcBorders>
+              <w:top w:val="single" w:sz="4" w:space="0" w:color="auto"/>
+              <w:left w:val="single" w:sz="4" w:space="0" w:color="auto"/>
+              <w:bottom w:val="single" w:sz="4" w:space="0" w:color="auto"/>
+              <w:right w:val="single" w:sz="4" w:space="0" w:color="auto"/>
+            </w:tcBorders>
           </w:tcPr>
           <w:p>
             <w:pPr>
               <w:jc w:val="center"/>
               <w:cnfStyle w:val="000000000000" w:firstRow="0" w:lastRow="0" w:firstColumn="0" w:lastColumn="0" w:oddVBand="0" w:evenVBand="0" w:oddHBand="0" w:evenHBand="0" w:firstRowFirstColumn="0" w:firstRowLastColumn="0" w:lastRowFirstColumn="0" w:lastRowLastColumn="0"/>
               <w:rPr>
-                <w:rFonts w:ascii="Times New Roman" w:hAnsi="Times New Roman" w:cs="Times New Roman"/>
+                <w:rFonts w:cs="Times New Roman"/>
                 <w:color w:val="auto"/>
               </w:rPr>
             </w:pPr>
             <w:r>
               <w:rPr>
-                <w:rFonts w:ascii="Times New Roman" w:hAnsi="Times New Roman" w:cs="Times New Roman"/>
+                <w:rFonts w:cs="Times New Roman"/>
                 <w:color w:val="auto"/>
               </w:rPr>
               <w:t>${</w:t>
@@ -693,7 +870,7 @@
             <w:proofErr w:type="spellStart"/>
             <w:r>
               <w:rPr>
-                <w:rFonts w:ascii="Times New Roman" w:hAnsi="Times New Roman" w:cs="Times New Roman"/>
+                <w:rFonts w:cs="Times New Roman"/>
                 <w:color w:val="auto"/>
               </w:rPr>
               <w:t>kelembaban_sore</w:t>
@@ -701,7 +878,7 @@
             <w:proofErr w:type="spellEnd"/>
             <w:r>
               <w:rPr>
-                <w:rFonts w:ascii="Times New Roman" w:hAnsi="Times New Roman" w:cs="Times New Roman"/>
+                <w:rFonts w:cs="Times New Roman"/>
                 <w:color w:val="auto"/>
               </w:rPr>
               <w:t>}</w:t>
@@ -718,11 +895,17 @@
             <w:cnfStyle w:val="001000000000" w:firstRow="0" w:lastRow="0" w:firstColumn="1" w:lastColumn="0" w:oddVBand="0" w:evenVBand="0" w:oddHBand="0" w:evenHBand="0" w:firstRowFirstColumn="0" w:firstRowLastColumn="0" w:lastRowFirstColumn="0" w:lastRowLastColumn="0"/>
             <w:tcW w:w="3947" w:type="dxa"/>
             <w:gridSpan w:val="2"/>
-          </w:tcPr>
-          <w:p>
-            <w:pPr>
-              <w:rPr>
-                <w:rFonts w:ascii="Times New Roman" w:hAnsi="Times New Roman" w:cs="Times New Roman"/>
+            <w:tcBorders>
+              <w:top w:val="single" w:sz="4" w:space="0" w:color="auto"/>
+              <w:left w:val="single" w:sz="4" w:space="0" w:color="auto"/>
+              <w:bottom w:val="single" w:sz="4" w:space="0" w:color="auto"/>
+              <w:right w:val="single" w:sz="4" w:space="0" w:color="auto"/>
+            </w:tcBorders>
+          </w:tcPr>
+          <w:p>
+            <w:pPr>
+              <w:rPr>
+                <w:rFonts w:cs="Times New Roman"/>
                 <w:b w:val="0"/>
                 <w:bCs w:val="0"/>
                 <w:color w:val="auto"/>
@@ -732,7 +915,7 @@
             <w:proofErr w:type="spellStart"/>
             <w:r>
               <w:rPr>
-                <w:rFonts w:ascii="Times New Roman" w:hAnsi="Times New Roman" w:cs="Times New Roman"/>
+                <w:rFonts w:cs="Times New Roman"/>
                 <w:color w:val="auto"/>
               </w:rPr>
               <w:t>Estimasi</w:t>
@@ -740,7 +923,7 @@
             <w:proofErr w:type="spellEnd"/>
             <w:r>
               <w:rPr>
-                <w:rFonts w:ascii="Times New Roman" w:hAnsi="Times New Roman" w:cs="Times New Roman"/>
+                <w:rFonts w:cs="Times New Roman"/>
                 <w:color w:val="auto"/>
               </w:rPr>
               <w:t xml:space="preserve"> </w:t>
@@ -748,7 +931,7 @@
             <w:proofErr w:type="spellStart"/>
             <w:r>
               <w:rPr>
-                <w:rFonts w:ascii="Times New Roman" w:hAnsi="Times New Roman" w:cs="Times New Roman"/>
+                <w:rFonts w:cs="Times New Roman"/>
                 <w:color w:val="auto"/>
               </w:rPr>
               <w:t>Suhu</w:t>
@@ -756,7 +939,7 @@
             <w:proofErr w:type="spellEnd"/>
             <w:r>
               <w:rPr>
-                <w:rFonts w:ascii="Times New Roman" w:hAnsi="Times New Roman" w:cs="Times New Roman"/>
+                <w:rFonts w:cs="Times New Roman"/>
                 <w:color w:val="auto"/>
               </w:rPr>
               <w:t xml:space="preserve"> </w:t>
@@ -764,7 +947,7 @@
             <w:proofErr w:type="spellStart"/>
             <w:r>
               <w:rPr>
-                <w:rFonts w:ascii="Times New Roman" w:hAnsi="Times New Roman" w:cs="Times New Roman"/>
+                <w:rFonts w:cs="Times New Roman"/>
                 <w:color w:val="auto"/>
               </w:rPr>
               <w:t>Lingkungan</w:t>
@@ -774,55 +957,48 @@
         </w:tc>
         <w:tc>
           <w:tcPr>
-            <w:tcW w:w="2517" w:type="dxa"/>
+            <w:tcW w:w="5069" w:type="dxa"/>
+            <w:gridSpan w:val="2"/>
+            <w:tcBorders>
+              <w:top w:val="single" w:sz="4" w:space="0" w:color="auto"/>
+              <w:left w:val="single" w:sz="4" w:space="0" w:color="auto"/>
+              <w:bottom w:val="single" w:sz="4" w:space="0" w:color="auto"/>
+              <w:right w:val="single" w:sz="4" w:space="0" w:color="auto"/>
+            </w:tcBorders>
           </w:tcPr>
           <w:p>
             <w:pPr>
               <w:cnfStyle w:val="000000100000" w:firstRow="0" w:lastRow="0" w:firstColumn="0" w:lastColumn="0" w:oddVBand="0" w:evenVBand="0" w:oddHBand="1" w:evenHBand="0" w:firstRowFirstColumn="0" w:firstRowLastColumn="0" w:lastRowFirstColumn="0" w:lastRowLastColumn="0"/>
               <w:rPr>
-                <w:rFonts w:ascii="Times New Roman" w:hAnsi="Times New Roman" w:cs="Times New Roman"/>
-                <w:color w:val="auto"/>
-              </w:rPr>
-            </w:pPr>
-            <w:r>
-              <w:rPr>
-                <w:rFonts w:ascii="Times New Roman" w:hAnsi="Times New Roman" w:cs="Times New Roman"/>
-                <w:color w:val="auto"/>
-              </w:rPr>
-              <w:t>${</w:t>
-            </w:r>
-            <w:proofErr w:type="spellStart"/>
-            <w:r>
-              <w:rPr>
-                <w:rFonts w:ascii="Times New Roman" w:hAnsi="Times New Roman" w:cs="Times New Roman"/>
-                <w:color w:val="auto"/>
-              </w:rPr>
-              <w:t>suhu</w:t>
-            </w:r>
-            <w:proofErr w:type="spellEnd"/>
-            <w:r>
-              <w:rPr>
-                <w:rFonts w:ascii="Times New Roman" w:hAnsi="Times New Roman" w:cs="Times New Roman"/>
-                <w:color w:val="auto"/>
-              </w:rPr>
-              <w:t>}</w:t>
-            </w:r>
-          </w:p>
-        </w:tc>
-        <w:tc>
-          <w:tcPr>
-            <w:tcW w:w="2552" w:type="dxa"/>
-          </w:tcPr>
-          <w:p>
-            <w:pPr>
-              <w:cnfStyle w:val="000000100000" w:firstRow="0" w:lastRow="0" w:firstColumn="0" w:lastColumn="0" w:oddVBand="0" w:evenVBand="0" w:oddHBand="1" w:evenHBand="0" w:firstRowFirstColumn="0" w:firstRowLastColumn="0" w:lastRowFirstColumn="0" w:lastRowLastColumn="0"/>
-              <w:rPr>
-                <w:rFonts w:ascii="Times New Roman" w:hAnsi="Times New Roman" w:cs="Times New Roman"/>
+                <w:rFonts w:cs="Times New Roman"/>
                 <w:b/>
                 <w:bCs/>
                 <w:color w:val="auto"/>
               </w:rPr>
             </w:pPr>
+            <w:r>
+              <w:rPr>
+                <w:rFonts w:cs="Times New Roman"/>
+                <w:color w:val="auto"/>
+              </w:rPr>
+              <w:t>${</w:t>
+            </w:r>
+            <w:proofErr w:type="spellStart"/>
+            <w:r>
+              <w:rPr>
+                <w:rFonts w:cs="Times New Roman"/>
+                <w:color w:val="auto"/>
+              </w:rPr>
+              <w:t>suhu</w:t>
+            </w:r>
+            <w:proofErr w:type="spellEnd"/>
+            <w:r>
+              <w:rPr>
+                <w:rFonts w:cs="Times New Roman"/>
+                <w:color w:val="auto"/>
+              </w:rPr>
+              <w:t>}</w:t>
+            </w:r>
           </w:p>
         </w:tc>
       </w:tr>
@@ -833,31 +1009,27 @@
         <w:pStyle w:val="ListParagraph"/>
         <w:numPr>
           <w:ilvl w:val="0"/>
-          <w:numId w:val="6"/>
+          <w:numId w:val="1"/>
         </w:numPr>
         <w:spacing w:before="120" w:after="0" w:line="240" w:lineRule="auto"/>
-        <w:ind w:left="426" w:hanging="426"/>
-        <w:rPr>
-          <w:rFonts w:ascii="Times New Roman" w:hAnsi="Times New Roman" w:cs="Times New Roman"/>
+        <w:ind w:left="425" w:hanging="425"/>
+        <w:contextualSpacing w:val="0"/>
+        <w:rPr>
+          <w:rFonts w:ascii="Garamond" w:hAnsi="Garamond" w:cs="Times New Roman"/>
           <w:b/>
         </w:rPr>
       </w:pPr>
       <w:proofErr w:type="spellStart"/>
       <w:r>
         <w:rPr>
-          <w:rFonts w:ascii="Times New Roman" w:hAnsi="Times New Roman" w:cs="Times New Roman"/>
+          <w:rFonts w:ascii="Garamond" w:hAnsi="Garamond" w:cs="Times New Roman"/>
           <w:b/>
+          <w:sz w:val="24"/>
+          <w:szCs w:val="24"/>
         </w:rPr>
         <w:t>Personel</w:t>
       </w:r>
       <w:proofErr w:type="spellEnd"/>
-      <w:r>
-        <w:rPr>
-          <w:rFonts w:ascii="Times New Roman" w:hAnsi="Times New Roman" w:cs="Times New Roman"/>
-          <w:b/>
-        </w:rPr>
-        <w:tab/>
-      </w:r>
     </w:p>
     <w:tbl>
       <w:tblPr>
@@ -874,10 +1046,10 @@
         <w:tblLook w:val="04A0" w:firstRow="1" w:lastRow="0" w:firstColumn="1" w:lastColumn="0" w:noHBand="0" w:noVBand="1"/>
       </w:tblPr>
       <w:tblGrid>
-        <w:gridCol w:w="1613"/>
-        <w:gridCol w:w="2169"/>
-        <w:gridCol w:w="1894"/>
-        <w:gridCol w:w="3324"/>
+        <w:gridCol w:w="1584"/>
+        <w:gridCol w:w="2178"/>
+        <w:gridCol w:w="1846"/>
+        <w:gridCol w:w="3392"/>
       </w:tblGrid>
       <w:tr>
         <w:trPr>
@@ -891,21 +1063,22 @@
             <w:tcBorders>
               <w:bottom w:val="none" w:sz="0" w:space="0" w:color="auto"/>
             </w:tcBorders>
+            <w:shd w:val="clear" w:color="auto" w:fill="0070C0"/>
           </w:tcPr>
           <w:p>
             <w:pPr>
               <w:jc w:val="center"/>
               <w:rPr>
-                <w:rFonts w:ascii="Times New Roman" w:hAnsi="Times New Roman" w:cs="Times New Roman"/>
+                <w:rFonts w:cs="Times New Roman"/>
                 <w:b w:val="0"/>
                 <w:bCs w:val="0"/>
-                <w:color w:val="auto"/>
-              </w:rPr>
-            </w:pPr>
-            <w:r>
-              <w:rPr>
-                <w:rFonts w:ascii="Times New Roman" w:hAnsi="Times New Roman" w:cs="Times New Roman"/>
-                <w:color w:val="auto"/>
+                <w:color w:val="FFFFFF" w:themeColor="background1"/>
+              </w:rPr>
+            </w:pPr>
+            <w:r>
+              <w:rPr>
+                <w:rFonts w:cs="Times New Roman"/>
+                <w:color w:val="FFFFFF" w:themeColor="background1"/>
               </w:rPr>
               <w:t>No</w:t>
             </w:r>
@@ -917,23 +1090,24 @@
             <w:tcBorders>
               <w:bottom w:val="none" w:sz="0" w:space="0" w:color="auto"/>
             </w:tcBorders>
+            <w:shd w:val="clear" w:color="auto" w:fill="0070C0"/>
           </w:tcPr>
           <w:p>
             <w:pPr>
               <w:jc w:val="center"/>
               <w:cnfStyle w:val="100000000000" w:firstRow="1" w:lastRow="0" w:firstColumn="0" w:lastColumn="0" w:oddVBand="0" w:evenVBand="0" w:oddHBand="0" w:evenHBand="0" w:firstRowFirstColumn="0" w:firstRowLastColumn="0" w:lastRowFirstColumn="0" w:lastRowLastColumn="0"/>
               <w:rPr>
-                <w:rFonts w:ascii="Times New Roman" w:hAnsi="Times New Roman" w:cs="Times New Roman"/>
+                <w:rFonts w:cs="Times New Roman"/>
                 <w:b w:val="0"/>
                 <w:bCs w:val="0"/>
-                <w:color w:val="auto"/>
+                <w:color w:val="FFFFFF" w:themeColor="background1"/>
               </w:rPr>
             </w:pPr>
             <w:proofErr w:type="spellStart"/>
             <w:r>
               <w:rPr>
-                <w:rFonts w:ascii="Times New Roman" w:hAnsi="Times New Roman" w:cs="Times New Roman"/>
-                <w:color w:val="auto"/>
+                <w:rFonts w:cs="Times New Roman"/>
+                <w:color w:val="FFFFFF" w:themeColor="background1"/>
               </w:rPr>
               <w:t>Jabatan</w:t>
             </w:r>
@@ -946,22 +1120,23 @@
             <w:tcBorders>
               <w:bottom w:val="none" w:sz="0" w:space="0" w:color="auto"/>
             </w:tcBorders>
+            <w:shd w:val="clear" w:color="auto" w:fill="0070C0"/>
           </w:tcPr>
           <w:p>
             <w:pPr>
               <w:jc w:val="center"/>
               <w:cnfStyle w:val="100000000000" w:firstRow="1" w:lastRow="0" w:firstColumn="0" w:lastColumn="0" w:oddVBand="0" w:evenVBand="0" w:oddHBand="0" w:evenHBand="0" w:firstRowFirstColumn="0" w:firstRowLastColumn="0" w:lastRowFirstColumn="0" w:lastRowLastColumn="0"/>
               <w:rPr>
-                <w:rFonts w:ascii="Times New Roman" w:hAnsi="Times New Roman" w:cs="Times New Roman"/>
+                <w:rFonts w:cs="Times New Roman"/>
                 <w:b w:val="0"/>
                 <w:bCs w:val="0"/>
-                <w:color w:val="auto"/>
-              </w:rPr>
-            </w:pPr>
-            <w:r>
-              <w:rPr>
-                <w:rFonts w:ascii="Times New Roman" w:hAnsi="Times New Roman" w:cs="Times New Roman"/>
-                <w:color w:val="auto"/>
+                <w:color w:val="FFFFFF" w:themeColor="background1"/>
+              </w:rPr>
+            </w:pPr>
+            <w:r>
+              <w:rPr>
+                <w:rFonts w:cs="Times New Roman"/>
+                <w:color w:val="FFFFFF" w:themeColor="background1"/>
               </w:rPr>
               <w:t>Status</w:t>
             </w:r>
@@ -973,23 +1148,24 @@
             <w:tcBorders>
               <w:bottom w:val="none" w:sz="0" w:space="0" w:color="auto"/>
             </w:tcBorders>
+            <w:shd w:val="clear" w:color="auto" w:fill="0070C0"/>
           </w:tcPr>
           <w:p>
             <w:pPr>
               <w:jc w:val="center"/>
               <w:cnfStyle w:val="100000000000" w:firstRow="1" w:lastRow="0" w:firstColumn="0" w:lastColumn="0" w:oddVBand="0" w:evenVBand="0" w:oddHBand="0" w:evenHBand="0" w:firstRowFirstColumn="0" w:firstRowLastColumn="0" w:lastRowFirstColumn="0" w:lastRowLastColumn="0"/>
               <w:rPr>
-                <w:rFonts w:ascii="Times New Roman" w:hAnsi="Times New Roman" w:cs="Times New Roman"/>
+                <w:rFonts w:cs="Times New Roman"/>
                 <w:b w:val="0"/>
                 <w:bCs w:val="0"/>
-                <w:color w:val="auto"/>
+                <w:color w:val="FFFFFF" w:themeColor="background1"/>
               </w:rPr>
             </w:pPr>
             <w:proofErr w:type="spellStart"/>
             <w:r>
               <w:rPr>
-                <w:rFonts w:ascii="Times New Roman" w:hAnsi="Times New Roman" w:cs="Times New Roman"/>
-                <w:color w:val="auto"/>
+                <w:rFonts w:cs="Times New Roman"/>
+                <w:color w:val="FFFFFF" w:themeColor="background1"/>
               </w:rPr>
               <w:t>Keterangan</w:t>
             </w:r>
@@ -1011,7 +1187,7 @@
             <w:pPr>
               <w:jc w:val="center"/>
               <w:rPr>
-                <w:rFonts w:ascii="Times New Roman" w:hAnsi="Times New Roman" w:cs="Times New Roman"/>
+                <w:rFonts w:cs="Times New Roman"/>
                 <w:b w:val="0"/>
                 <w:bCs w:val="0"/>
                 <w:color w:val="auto"/>
@@ -1019,7 +1195,7 @@
             </w:pPr>
             <w:r>
               <w:rPr>
-                <w:rFonts w:ascii="Times New Roman" w:hAnsi="Times New Roman" w:cs="Times New Roman"/>
+                <w:rFonts w:cs="Times New Roman"/>
                 <w:b w:val="0"/>
                 <w:bCs w:val="0"/>
                 <w:color w:val="auto"/>
@@ -1029,7 +1205,7 @@
             <w:proofErr w:type="spellStart"/>
             <w:r>
               <w:rPr>
-                <w:rFonts w:ascii="Times New Roman" w:hAnsi="Times New Roman" w:cs="Times New Roman"/>
+                <w:rFonts w:cs="Times New Roman"/>
                 <w:b w:val="0"/>
                 <w:bCs w:val="0"/>
                 <w:color w:val="auto"/>
@@ -1039,7 +1215,7 @@
             <w:proofErr w:type="spellEnd"/>
             <w:r>
               <w:rPr>
-                <w:rFonts w:ascii="Times New Roman" w:hAnsi="Times New Roman" w:cs="Times New Roman"/>
+                <w:rFonts w:cs="Times New Roman"/>
                 <w:b w:val="0"/>
                 <w:bCs w:val="0"/>
                 <w:color w:val="auto"/>
@@ -1057,13 +1233,13 @@
               <w:jc w:val="center"/>
               <w:cnfStyle w:val="000000100000" w:firstRow="0" w:lastRow="0" w:firstColumn="0" w:lastColumn="0" w:oddVBand="0" w:evenVBand="0" w:oddHBand="1" w:evenHBand="0" w:firstRowFirstColumn="0" w:firstRowLastColumn="0" w:lastRowFirstColumn="0" w:lastRowLastColumn="0"/>
               <w:rPr>
-                <w:rFonts w:ascii="Times New Roman" w:hAnsi="Times New Roman" w:cs="Times New Roman"/>
+                <w:rFonts w:cs="Times New Roman"/>
                 <w:color w:val="auto"/>
               </w:rPr>
             </w:pPr>
             <w:r>
               <w:rPr>
-                <w:rFonts w:ascii="Times New Roman" w:hAnsi="Times New Roman" w:cs="Times New Roman"/>
+                <w:rFonts w:cs="Times New Roman"/>
                 <w:color w:val="auto"/>
               </w:rPr>
               <w:t>${</w:t>
@@ -1071,7 +1247,7 @@
             <w:proofErr w:type="spellStart"/>
             <w:r>
               <w:rPr>
-                <w:rFonts w:ascii="Times New Roman" w:hAnsi="Times New Roman" w:cs="Times New Roman"/>
+                <w:rFonts w:cs="Times New Roman"/>
                 <w:color w:val="auto"/>
               </w:rPr>
               <w:t>personel_jabatan</w:t>
@@ -1079,7 +1255,7 @@
             <w:proofErr w:type="spellEnd"/>
             <w:r>
               <w:rPr>
-                <w:rFonts w:ascii="Times New Roman" w:hAnsi="Times New Roman" w:cs="Times New Roman"/>
+                <w:rFonts w:cs="Times New Roman"/>
                 <w:color w:val="auto"/>
               </w:rPr>
               <w:t>}</w:t>
@@ -1095,13 +1271,13 @@
               <w:jc w:val="center"/>
               <w:cnfStyle w:val="000000100000" w:firstRow="0" w:lastRow="0" w:firstColumn="0" w:lastColumn="0" w:oddVBand="0" w:evenVBand="0" w:oddHBand="1" w:evenHBand="0" w:firstRowFirstColumn="0" w:firstRowLastColumn="0" w:lastRowFirstColumn="0" w:lastRowLastColumn="0"/>
               <w:rPr>
-                <w:rFonts w:ascii="Times New Roman" w:hAnsi="Times New Roman" w:cs="Times New Roman"/>
+                <w:rFonts w:cs="Times New Roman"/>
                 <w:color w:val="auto"/>
               </w:rPr>
             </w:pPr>
             <w:r>
               <w:rPr>
-                <w:rFonts w:ascii="Times New Roman" w:hAnsi="Times New Roman" w:cs="Times New Roman"/>
+                <w:rFonts w:cs="Times New Roman"/>
                 <w:color w:val="auto"/>
               </w:rPr>
               <w:t>${</w:t>
@@ -1109,7 +1285,7 @@
             <w:proofErr w:type="spellStart"/>
             <w:r>
               <w:rPr>
-                <w:rFonts w:ascii="Times New Roman" w:hAnsi="Times New Roman" w:cs="Times New Roman"/>
+                <w:rFonts w:cs="Times New Roman"/>
                 <w:color w:val="auto"/>
               </w:rPr>
               <w:t>personel_status</w:t>
@@ -1117,7 +1293,7 @@
             <w:proofErr w:type="spellEnd"/>
             <w:r>
               <w:rPr>
-                <w:rFonts w:ascii="Times New Roman" w:hAnsi="Times New Roman" w:cs="Times New Roman"/>
+                <w:rFonts w:cs="Times New Roman"/>
                 <w:color w:val="auto"/>
               </w:rPr>
               <w:t>}</w:t>
@@ -1133,13 +1309,13 @@
               <w:jc w:val="center"/>
               <w:cnfStyle w:val="000000100000" w:firstRow="0" w:lastRow="0" w:firstColumn="0" w:lastColumn="0" w:oddVBand="0" w:evenVBand="0" w:oddHBand="1" w:evenHBand="0" w:firstRowFirstColumn="0" w:firstRowLastColumn="0" w:lastRowFirstColumn="0" w:lastRowLastColumn="0"/>
               <w:rPr>
-                <w:rFonts w:ascii="Times New Roman" w:hAnsi="Times New Roman" w:cs="Times New Roman"/>
+                <w:rFonts w:cs="Times New Roman"/>
                 <w:color w:val="auto"/>
               </w:rPr>
             </w:pPr>
             <w:r>
               <w:rPr>
-                <w:rFonts w:ascii="Times New Roman" w:hAnsi="Times New Roman" w:cs="Times New Roman"/>
+                <w:rFonts w:cs="Times New Roman"/>
                 <w:color w:val="auto"/>
               </w:rPr>
               <w:t>${</w:t>
@@ -1147,7 +1323,7 @@
             <w:proofErr w:type="spellStart"/>
             <w:r>
               <w:rPr>
-                <w:rFonts w:ascii="Times New Roman" w:hAnsi="Times New Roman" w:cs="Times New Roman"/>
+                <w:rFonts w:cs="Times New Roman"/>
                 <w:color w:val="auto"/>
               </w:rPr>
               <w:t>personel_keterangan</w:t>
@@ -1155,7 +1331,7 @@
             <w:proofErr w:type="spellEnd"/>
             <w:r>
               <w:rPr>
-                <w:rFonts w:ascii="Times New Roman" w:hAnsi="Times New Roman" w:cs="Times New Roman"/>
+                <w:rFonts w:cs="Times New Roman"/>
                 <w:color w:val="auto"/>
               </w:rPr>
               <w:t>}</w:t>
@@ -1164,16 +1340,6 @@
         </w:tc>
       </w:tr>
     </w:tbl>
-    <w:p>
-      <w:pPr>
-        <w:tabs>
-          <w:tab w:val="left" w:pos="790"/>
-        </w:tabs>
-        <w:rPr>
-          <w:rFonts w:ascii="Times New Roman" w:hAnsi="Times New Roman" w:cs="Times New Roman"/>
-        </w:rPr>
-      </w:pPr>
-    </w:p>
     <w:p>
       <w:pPr>
         <w:pStyle w:val="ListParagraph"/>
@@ -1181,19 +1347,21 @@
           <w:ilvl w:val="0"/>
           <w:numId w:val="1"/>
         </w:numPr>
-        <w:spacing w:after="0" w:line="240" w:lineRule="auto"/>
+        <w:spacing w:before="120" w:after="0" w:line="240" w:lineRule="auto"/>
         <w:ind w:left="425" w:hanging="425"/>
         <w:contextualSpacing w:val="0"/>
         <w:rPr>
-          <w:rFonts w:ascii="Times New Roman" w:hAnsi="Times New Roman"/>
+          <w:rFonts w:ascii="Garamond" w:hAnsi="Garamond"/>
           <w:b/>
         </w:rPr>
       </w:pPr>
       <w:proofErr w:type="spellStart"/>
       <w:r>
         <w:rPr>
-          <w:rFonts w:ascii="Times New Roman" w:hAnsi="Times New Roman"/>
+          <w:rFonts w:ascii="Garamond" w:hAnsi="Garamond" w:cs="Times New Roman"/>
           <w:b/>
+          <w:sz w:val="24"/>
+          <w:szCs w:val="24"/>
         </w:rPr>
         <w:t>Peralatan</w:t>
       </w:r>
@@ -1214,10 +1382,10 @@
         <w:tblLook w:val="04A0" w:firstRow="1" w:lastRow="0" w:firstColumn="1" w:lastColumn="0" w:noHBand="0" w:noVBand="1"/>
       </w:tblPr>
       <w:tblGrid>
-        <w:gridCol w:w="1674"/>
-        <w:gridCol w:w="1984"/>
-        <w:gridCol w:w="2065"/>
-        <w:gridCol w:w="3293"/>
+        <w:gridCol w:w="1632"/>
+        <w:gridCol w:w="2162"/>
+        <w:gridCol w:w="1988"/>
+        <w:gridCol w:w="3234"/>
       </w:tblGrid>
       <w:tr>
         <w:trPr>
@@ -1232,18 +1400,13 @@
               <w:left w:val="none" w:sz="0" w:space="0" w:color="auto"/>
               <w:bottom w:val="none" w:sz="0" w:space="0" w:color="auto"/>
             </w:tcBorders>
+            <w:shd w:val="clear" w:color="auto" w:fill="0070C0"/>
           </w:tcPr>
           <w:p>
             <w:pPr>
               <w:jc w:val="center"/>
-              <w:rPr>
-                <w:rFonts w:ascii="Times New Roman" w:hAnsi="Times New Roman"/>
-              </w:rPr>
-            </w:pPr>
-            <w:r>
-              <w:rPr>
-                <w:rFonts w:ascii="Times New Roman" w:hAnsi="Times New Roman"/>
-              </w:rPr>
+            </w:pPr>
+            <w:r>
               <w:t>No</w:t>
             </w:r>
           </w:p>
@@ -1255,19 +1418,14 @@
               <w:top w:val="none" w:sz="0" w:space="0" w:color="auto"/>
               <w:bottom w:val="none" w:sz="0" w:space="0" w:color="auto"/>
             </w:tcBorders>
+            <w:shd w:val="clear" w:color="auto" w:fill="0070C0"/>
           </w:tcPr>
           <w:p>
             <w:pPr>
               <w:jc w:val="center"/>
               <w:cnfStyle w:val="100000000000" w:firstRow="1" w:lastRow="0" w:firstColumn="0" w:lastColumn="0" w:oddVBand="0" w:evenVBand="0" w:oddHBand="0" w:evenHBand="0" w:firstRowFirstColumn="0" w:firstRowLastColumn="0" w:lastRowFirstColumn="0" w:lastRowLastColumn="0"/>
-              <w:rPr>
-                <w:rFonts w:ascii="Times New Roman" w:hAnsi="Times New Roman"/>
-              </w:rPr>
-            </w:pPr>
-            <w:r>
-              <w:rPr>
-                <w:rFonts w:ascii="Times New Roman" w:hAnsi="Times New Roman"/>
-              </w:rPr>
+            </w:pPr>
+            <w:r>
               <w:t>Jenis</w:t>
             </w:r>
           </w:p>
@@ -1279,20 +1437,15 @@
               <w:top w:val="none" w:sz="0" w:space="0" w:color="auto"/>
               <w:bottom w:val="none" w:sz="0" w:space="0" w:color="auto"/>
             </w:tcBorders>
+            <w:shd w:val="clear" w:color="auto" w:fill="0070C0"/>
           </w:tcPr>
           <w:p>
             <w:pPr>
               <w:jc w:val="center"/>
               <w:cnfStyle w:val="100000000000" w:firstRow="1" w:lastRow="0" w:firstColumn="0" w:lastColumn="0" w:oddVBand="0" w:evenVBand="0" w:oddHBand="0" w:evenHBand="0" w:firstRowFirstColumn="0" w:firstRowLastColumn="0" w:lastRowFirstColumn="0" w:lastRowLastColumn="0"/>
-              <w:rPr>
-                <w:rFonts w:ascii="Times New Roman" w:hAnsi="Times New Roman"/>
-              </w:rPr>
             </w:pPr>
             <w:proofErr w:type="spellStart"/>
             <w:r>
-              <w:rPr>
-                <w:rFonts w:ascii="Times New Roman" w:hAnsi="Times New Roman"/>
-              </w:rPr>
               <w:t>Jumlah</w:t>
             </w:r>
             <w:proofErr w:type="spellEnd"/>
@@ -1306,20 +1459,15 @@
               <w:bottom w:val="none" w:sz="0" w:space="0" w:color="auto"/>
               <w:right w:val="none" w:sz="0" w:space="0" w:color="auto"/>
             </w:tcBorders>
+            <w:shd w:val="clear" w:color="auto" w:fill="0070C0"/>
           </w:tcPr>
           <w:p>
             <w:pPr>
               <w:jc w:val="center"/>
               <w:cnfStyle w:val="100000000000" w:firstRow="1" w:lastRow="0" w:firstColumn="0" w:lastColumn="0" w:oddVBand="0" w:evenVBand="0" w:oddHBand="0" w:evenHBand="0" w:firstRowFirstColumn="0" w:firstRowLastColumn="0" w:lastRowFirstColumn="0" w:lastRowLastColumn="0"/>
-              <w:rPr>
-                <w:rFonts w:ascii="Times New Roman" w:hAnsi="Times New Roman"/>
-              </w:rPr>
             </w:pPr>
             <w:proofErr w:type="spellStart"/>
             <w:r>
-              <w:rPr>
-                <w:rFonts w:ascii="Times New Roman" w:hAnsi="Times New Roman"/>
-              </w:rPr>
               <w:t>Keterangan</w:t>
             </w:r>
             <w:proofErr w:type="spellEnd"/>
@@ -1339,14 +1487,12 @@
             <w:pPr>
               <w:jc w:val="center"/>
               <w:rPr>
-                <w:rFonts w:ascii="Times New Roman" w:hAnsi="Times New Roman"/>
                 <w:b w:val="0"/>
                 <w:bCs w:val="0"/>
               </w:rPr>
             </w:pPr>
             <w:r>
               <w:rPr>
-                <w:rFonts w:ascii="Times New Roman" w:hAnsi="Times New Roman"/>
                 <w:b w:val="0"/>
                 <w:bCs w:val="0"/>
               </w:rPr>
@@ -1355,7 +1501,6 @@
             <w:proofErr w:type="spellStart"/>
             <w:r>
               <w:rPr>
-                <w:rFonts w:ascii="Times New Roman" w:hAnsi="Times New Roman"/>
                 <w:b w:val="0"/>
                 <w:bCs w:val="0"/>
               </w:rPr>
@@ -1364,7 +1509,6 @@
             <w:proofErr w:type="spellEnd"/>
             <w:r>
               <w:rPr>
-                <w:rFonts w:ascii="Times New Roman" w:hAnsi="Times New Roman"/>
                 <w:b w:val="0"/>
                 <w:bCs w:val="0"/>
               </w:rPr>
@@ -1380,34 +1524,16 @@
             <w:pPr>
               <w:jc w:val="center"/>
               <w:cnfStyle w:val="000000100000" w:firstRow="0" w:lastRow="0" w:firstColumn="0" w:lastColumn="0" w:oddVBand="0" w:evenVBand="0" w:oddHBand="1" w:evenHBand="0" w:firstRowFirstColumn="0" w:firstRowLastColumn="0" w:lastRowFirstColumn="0" w:lastRowLastColumn="0"/>
-              <w:rPr>
-                <w:rFonts w:ascii="Times New Roman" w:hAnsi="Times New Roman"/>
-              </w:rPr>
-            </w:pPr>
-            <w:r>
-              <w:rPr>
-                <w:rFonts w:ascii="Times New Roman" w:hAnsi="Times New Roman"/>
-              </w:rPr>
+            </w:pPr>
+            <w:r>
               <w:t>${</w:t>
             </w:r>
             <w:proofErr w:type="spellStart"/>
             <w:r>
-              <w:rPr>
-                <w:rFonts w:ascii="Times New Roman" w:hAnsi="Times New Roman"/>
-              </w:rPr>
-              <w:t>peralatan_</w:t>
-            </w:r>
-            <w:r>
-              <w:rPr>
-                <w:rFonts w:ascii="Times New Roman" w:hAnsi="Times New Roman"/>
-              </w:rPr>
-              <w:t>jenis</w:t>
+              <w:t>peralatan_jenis</w:t>
             </w:r>
             <w:proofErr w:type="spellEnd"/>
             <w:r>
-              <w:rPr>
-                <w:rFonts w:ascii="Times New Roman" w:hAnsi="Times New Roman"/>
-              </w:rPr>
               <w:t>}</w:t>
             </w:r>
           </w:p>
@@ -1420,34 +1546,16 @@
             <w:pPr>
               <w:jc w:val="center"/>
               <w:cnfStyle w:val="000000100000" w:firstRow="0" w:lastRow="0" w:firstColumn="0" w:lastColumn="0" w:oddVBand="0" w:evenVBand="0" w:oddHBand="1" w:evenHBand="0" w:firstRowFirstColumn="0" w:firstRowLastColumn="0" w:lastRowFirstColumn="0" w:lastRowLastColumn="0"/>
-              <w:rPr>
-                <w:rFonts w:ascii="Times New Roman" w:hAnsi="Times New Roman"/>
-              </w:rPr>
-            </w:pPr>
-            <w:r>
-              <w:rPr>
-                <w:rFonts w:ascii="Times New Roman" w:hAnsi="Times New Roman"/>
-              </w:rPr>
+            </w:pPr>
+            <w:r>
               <w:t>${</w:t>
             </w:r>
             <w:proofErr w:type="spellStart"/>
             <w:r>
-              <w:rPr>
-                <w:rFonts w:ascii="Times New Roman" w:hAnsi="Times New Roman"/>
-              </w:rPr>
-              <w:t>peralatan_</w:t>
-            </w:r>
-            <w:r>
-              <w:rPr>
-                <w:rFonts w:ascii="Times New Roman" w:hAnsi="Times New Roman"/>
-              </w:rPr>
-              <w:t>jumlah</w:t>
+              <w:t>peralatan_jumlah</w:t>
             </w:r>
             <w:proofErr w:type="spellEnd"/>
             <w:r>
-              <w:rPr>
-                <w:rFonts w:ascii="Times New Roman" w:hAnsi="Times New Roman"/>
-              </w:rPr>
               <w:t>}</w:t>
             </w:r>
           </w:p>
@@ -1460,49 +1568,22 @@
             <w:pPr>
               <w:jc w:val="center"/>
               <w:cnfStyle w:val="000000100000" w:firstRow="0" w:lastRow="0" w:firstColumn="0" w:lastColumn="0" w:oddVBand="0" w:evenVBand="0" w:oddHBand="1" w:evenHBand="0" w:firstRowFirstColumn="0" w:firstRowLastColumn="0" w:lastRowFirstColumn="0" w:lastRowLastColumn="0"/>
-              <w:rPr>
-                <w:rFonts w:ascii="Times New Roman" w:hAnsi="Times New Roman"/>
-              </w:rPr>
-            </w:pPr>
-            <w:r>
-              <w:rPr>
-                <w:rFonts w:ascii="Times New Roman" w:hAnsi="Times New Roman"/>
-              </w:rPr>
+            </w:pPr>
+            <w:r>
               <w:t>${</w:t>
             </w:r>
             <w:proofErr w:type="spellStart"/>
             <w:r>
-              <w:rPr>
-                <w:rFonts w:ascii="Times New Roman" w:hAnsi="Times New Roman"/>
-              </w:rPr>
-              <w:t>peralatan_</w:t>
-            </w:r>
-            <w:r>
-              <w:rPr>
-                <w:rFonts w:ascii="Times New Roman" w:hAnsi="Times New Roman"/>
-              </w:rPr>
-              <w:t>keterangan</w:t>
+              <w:t>peralatan_keterangan</w:t>
             </w:r>
             <w:proofErr w:type="spellEnd"/>
             <w:r>
-              <w:rPr>
-                <w:rFonts w:ascii="Times New Roman" w:hAnsi="Times New Roman"/>
-              </w:rPr>
               <w:t>}</w:t>
             </w:r>
           </w:p>
         </w:tc>
       </w:tr>
     </w:tbl>
-    <w:p>
-      <w:pPr>
-        <w:spacing w:after="0" w:line="240" w:lineRule="auto"/>
-        <w:rPr>
-          <w:rFonts w:ascii="Times New Roman" w:hAnsi="Times New Roman"/>
-          <w:b/>
-        </w:rPr>
-      </w:pPr>
-    </w:p>
     <w:p>
       <w:pPr>
         <w:pStyle w:val="ListParagraph"/>
@@ -1510,20 +1591,33 @@
           <w:ilvl w:val="0"/>
           <w:numId w:val="1"/>
         </w:numPr>
-        <w:spacing w:after="0" w:line="240" w:lineRule="auto"/>
+        <w:spacing w:before="120" w:after="0" w:line="240" w:lineRule="auto"/>
         <w:ind w:left="425" w:hanging="425"/>
         <w:contextualSpacing w:val="0"/>
         <w:rPr>
-          <w:rFonts w:ascii="Times New Roman" w:hAnsi="Times New Roman"/>
+          <w:rFonts w:ascii="Garamond" w:hAnsi="Garamond"/>
           <w:b/>
-        </w:rPr>
-      </w:pPr>
-      <w:r>
-        <w:rPr>
-          <w:rFonts w:ascii="Times New Roman" w:hAnsi="Times New Roman"/>
+          <w:sz w:val="24"/>
+          <w:szCs w:val="24"/>
+        </w:rPr>
+      </w:pPr>
+      <w:r>
+        <w:rPr>
+          <w:rFonts w:ascii="Garamond" w:hAnsi="Garamond" w:cs="Times New Roman"/>
           <w:b/>
-        </w:rPr>
-        <w:t>Consumable dan Material</w:t>
+          <w:sz w:val="24"/>
+          <w:szCs w:val="24"/>
+        </w:rPr>
+        <w:t>Consumable</w:t>
+      </w:r>
+      <w:r>
+        <w:rPr>
+          <w:rFonts w:ascii="Garamond" w:hAnsi="Garamond"/>
+          <w:b/>
+          <w:sz w:val="24"/>
+          <w:szCs w:val="24"/>
+        </w:rPr>
+        <w:t xml:space="preserve"> dan Material</w:t>
       </w:r>
     </w:p>
     <w:tbl>
@@ -1541,10 +1635,10 @@
         <w:tblLook w:val="04A0" w:firstRow="1" w:lastRow="0" w:firstColumn="1" w:lastColumn="0" w:noHBand="0" w:noVBand="1"/>
       </w:tblPr>
       <w:tblGrid>
-        <w:gridCol w:w="1918"/>
-        <w:gridCol w:w="2114"/>
-        <w:gridCol w:w="2310"/>
-        <w:gridCol w:w="2674"/>
+        <w:gridCol w:w="1878"/>
+        <w:gridCol w:w="2038"/>
+        <w:gridCol w:w="2233"/>
+        <w:gridCol w:w="2867"/>
       </w:tblGrid>
       <w:tr>
         <w:trPr>
@@ -1554,20 +1648,17 @@
           <w:tcPr>
             <w:cnfStyle w:val="001000000000" w:firstRow="0" w:lastRow="0" w:firstColumn="1" w:lastColumn="0" w:oddVBand="0" w:evenVBand="0" w:oddHBand="0" w:evenHBand="0" w:firstRowFirstColumn="0" w:firstRowLastColumn="0" w:lastRowFirstColumn="0" w:lastRowLastColumn="0"/>
             <w:tcW w:w="542" w:type="pct"/>
+            <w:shd w:val="clear" w:color="auto" w:fill="0070C0"/>
           </w:tcPr>
           <w:p>
             <w:pPr>
               <w:jc w:val="center"/>
               <w:rPr>
-                <w:rFonts w:ascii="Times New Roman" w:hAnsi="Times New Roman"/>
                 <w:b w:val="0"/>
                 <w:bCs w:val="0"/>
               </w:rPr>
             </w:pPr>
             <w:r>
-              <w:rPr>
-                <w:rFonts w:ascii="Times New Roman" w:hAnsi="Times New Roman"/>
-              </w:rPr>
               <w:t>No</w:t>
             </w:r>
           </w:p>
@@ -1575,21 +1666,18 @@
         <w:tc>
           <w:tcPr>
             <w:tcW w:w="1302" w:type="pct"/>
+            <w:shd w:val="clear" w:color="auto" w:fill="0070C0"/>
           </w:tcPr>
           <w:p>
             <w:pPr>
               <w:jc w:val="center"/>
               <w:cnfStyle w:val="100000000000" w:firstRow="1" w:lastRow="0" w:firstColumn="0" w:lastColumn="0" w:oddVBand="0" w:evenVBand="0" w:oddHBand="0" w:evenHBand="0" w:firstRowFirstColumn="0" w:firstRowLastColumn="0" w:lastRowFirstColumn="0" w:lastRowLastColumn="0"/>
               <w:rPr>
-                <w:rFonts w:ascii="Times New Roman" w:hAnsi="Times New Roman"/>
                 <w:b w:val="0"/>
                 <w:bCs w:val="0"/>
               </w:rPr>
             </w:pPr>
             <w:r>
-              <w:rPr>
-                <w:rFonts w:ascii="Times New Roman" w:hAnsi="Times New Roman"/>
-              </w:rPr>
               <w:t>Jenis</w:t>
             </w:r>
           </w:p>
@@ -1597,22 +1685,19 @@
         <w:tc>
           <w:tcPr>
             <w:tcW w:w="1110" w:type="pct"/>
+            <w:shd w:val="clear" w:color="auto" w:fill="0070C0"/>
           </w:tcPr>
           <w:p>
             <w:pPr>
               <w:jc w:val="center"/>
               <w:cnfStyle w:val="100000000000" w:firstRow="1" w:lastRow="0" w:firstColumn="0" w:lastColumn="0" w:oddVBand="0" w:evenVBand="0" w:oddHBand="0" w:evenHBand="0" w:firstRowFirstColumn="0" w:firstRowLastColumn="0" w:lastRowFirstColumn="0" w:lastRowLastColumn="0"/>
               <w:rPr>
-                <w:rFonts w:ascii="Times New Roman" w:hAnsi="Times New Roman"/>
                 <w:b w:val="0"/>
                 <w:bCs w:val="0"/>
               </w:rPr>
             </w:pPr>
             <w:proofErr w:type="spellStart"/>
             <w:r>
-              <w:rPr>
-                <w:rFonts w:ascii="Times New Roman" w:hAnsi="Times New Roman"/>
-              </w:rPr>
               <w:t>Jumlah</w:t>
             </w:r>
             <w:proofErr w:type="spellEnd"/>
@@ -1621,22 +1706,19 @@
         <w:tc>
           <w:tcPr>
             <w:tcW w:w="2045" w:type="pct"/>
+            <w:shd w:val="clear" w:color="auto" w:fill="0070C0"/>
           </w:tcPr>
           <w:p>
             <w:pPr>
               <w:jc w:val="center"/>
               <w:cnfStyle w:val="100000000000" w:firstRow="1" w:lastRow="0" w:firstColumn="0" w:lastColumn="0" w:oddVBand="0" w:evenVBand="0" w:oddHBand="0" w:evenHBand="0" w:firstRowFirstColumn="0" w:firstRowLastColumn="0" w:lastRowFirstColumn="0" w:lastRowLastColumn="0"/>
               <w:rPr>
-                <w:rFonts w:ascii="Times New Roman" w:hAnsi="Times New Roman"/>
                 <w:b w:val="0"/>
                 <w:bCs w:val="0"/>
               </w:rPr>
             </w:pPr>
             <w:proofErr w:type="spellStart"/>
             <w:r>
-              <w:rPr>
-                <w:rFonts w:ascii="Times New Roman" w:hAnsi="Times New Roman"/>
-              </w:rPr>
               <w:t>Keterangan</w:t>
             </w:r>
             <w:proofErr w:type="spellEnd"/>
@@ -1656,14 +1738,12 @@
             <w:pPr>
               <w:jc w:val="center"/>
               <w:rPr>
-                <w:rFonts w:ascii="Times New Roman" w:hAnsi="Times New Roman"/>
                 <w:b w:val="0"/>
                 <w:bCs w:val="0"/>
               </w:rPr>
             </w:pPr>
             <w:r>
               <w:rPr>
-                <w:rFonts w:ascii="Times New Roman" w:hAnsi="Times New Roman"/>
                 <w:b w:val="0"/>
                 <w:bCs w:val="0"/>
               </w:rPr>
@@ -1672,7 +1752,6 @@
             <w:proofErr w:type="spellStart"/>
             <w:r>
               <w:rPr>
-                <w:rFonts w:ascii="Times New Roman" w:hAnsi="Times New Roman"/>
                 <w:b w:val="0"/>
                 <w:bCs w:val="0"/>
               </w:rPr>
@@ -1681,7 +1760,6 @@
             <w:proofErr w:type="spellEnd"/>
             <w:r>
               <w:rPr>
-                <w:rFonts w:ascii="Times New Roman" w:hAnsi="Times New Roman"/>
                 <w:b w:val="0"/>
                 <w:bCs w:val="0"/>
               </w:rPr>
@@ -1697,34 +1775,16 @@
             <w:pPr>
               <w:jc w:val="center"/>
               <w:cnfStyle w:val="000000100000" w:firstRow="0" w:lastRow="0" w:firstColumn="0" w:lastColumn="0" w:oddVBand="0" w:evenVBand="0" w:oddHBand="1" w:evenHBand="0" w:firstRowFirstColumn="0" w:firstRowLastColumn="0" w:lastRowFirstColumn="0" w:lastRowLastColumn="0"/>
-              <w:rPr>
-                <w:rFonts w:ascii="Times New Roman" w:hAnsi="Times New Roman"/>
-              </w:rPr>
-            </w:pPr>
-            <w:r>
-              <w:rPr>
-                <w:rFonts w:ascii="Times New Roman" w:hAnsi="Times New Roman"/>
-              </w:rPr>
+            </w:pPr>
+            <w:r>
               <w:t>${</w:t>
             </w:r>
             <w:proofErr w:type="spellStart"/>
             <w:r>
-              <w:rPr>
-                <w:rFonts w:ascii="Times New Roman" w:hAnsi="Times New Roman"/>
-              </w:rPr>
-              <w:t>consumable_</w:t>
-            </w:r>
-            <w:r>
-              <w:rPr>
-                <w:rFonts w:ascii="Times New Roman" w:hAnsi="Times New Roman"/>
-              </w:rPr>
-              <w:t>jenis</w:t>
+              <w:t>consumable_jenis</w:t>
             </w:r>
             <w:proofErr w:type="spellEnd"/>
             <w:r>
-              <w:rPr>
-                <w:rFonts w:ascii="Times New Roman" w:hAnsi="Times New Roman"/>
-              </w:rPr>
               <w:t>}</w:t>
             </w:r>
           </w:p>
@@ -1737,34 +1797,16 @@
             <w:pPr>
               <w:jc w:val="center"/>
               <w:cnfStyle w:val="000000100000" w:firstRow="0" w:lastRow="0" w:firstColumn="0" w:lastColumn="0" w:oddVBand="0" w:evenVBand="0" w:oddHBand="1" w:evenHBand="0" w:firstRowFirstColumn="0" w:firstRowLastColumn="0" w:lastRowFirstColumn="0" w:lastRowLastColumn="0"/>
-              <w:rPr>
-                <w:rFonts w:ascii="Times New Roman" w:hAnsi="Times New Roman"/>
-              </w:rPr>
-            </w:pPr>
-            <w:r>
-              <w:rPr>
-                <w:rFonts w:ascii="Times New Roman" w:hAnsi="Times New Roman"/>
-              </w:rPr>
+            </w:pPr>
+            <w:r>
               <w:t>${</w:t>
             </w:r>
             <w:proofErr w:type="spellStart"/>
             <w:r>
-              <w:rPr>
-                <w:rFonts w:ascii="Times New Roman" w:hAnsi="Times New Roman"/>
-              </w:rPr>
-              <w:t>consumable_</w:t>
-            </w:r>
-            <w:r>
-              <w:rPr>
-                <w:rFonts w:ascii="Times New Roman" w:hAnsi="Times New Roman"/>
-              </w:rPr>
-              <w:t>jumlah</w:t>
+              <w:t>consumable_jumlah</w:t>
             </w:r>
             <w:proofErr w:type="spellEnd"/>
             <w:r>
-              <w:rPr>
-                <w:rFonts w:ascii="Times New Roman" w:hAnsi="Times New Roman"/>
-              </w:rPr>
               <w:t>}</w:t>
             </w:r>
           </w:p>
@@ -1777,49 +1819,22 @@
             <w:pPr>
               <w:jc w:val="center"/>
               <w:cnfStyle w:val="000000100000" w:firstRow="0" w:lastRow="0" w:firstColumn="0" w:lastColumn="0" w:oddVBand="0" w:evenVBand="0" w:oddHBand="1" w:evenHBand="0" w:firstRowFirstColumn="0" w:firstRowLastColumn="0" w:lastRowFirstColumn="0" w:lastRowLastColumn="0"/>
-              <w:rPr>
-                <w:rFonts w:ascii="Times New Roman" w:hAnsi="Times New Roman"/>
-              </w:rPr>
-            </w:pPr>
-            <w:r>
-              <w:rPr>
-                <w:rFonts w:ascii="Times New Roman" w:hAnsi="Times New Roman"/>
-              </w:rPr>
+            </w:pPr>
+            <w:r>
               <w:t>${</w:t>
             </w:r>
             <w:proofErr w:type="spellStart"/>
             <w:r>
-              <w:rPr>
-                <w:rFonts w:ascii="Times New Roman" w:hAnsi="Times New Roman"/>
-              </w:rPr>
-              <w:t>consumable_</w:t>
-            </w:r>
-            <w:r>
-              <w:rPr>
-                <w:rFonts w:ascii="Times New Roman" w:hAnsi="Times New Roman"/>
-              </w:rPr>
-              <w:t>keterangan</w:t>
+              <w:t>consumable_keterangan</w:t>
             </w:r>
             <w:proofErr w:type="spellEnd"/>
             <w:r>
-              <w:rPr>
-                <w:rFonts w:ascii="Times New Roman" w:hAnsi="Times New Roman"/>
-              </w:rPr>
               <w:t>}</w:t>
             </w:r>
           </w:p>
         </w:tc>
       </w:tr>
     </w:tbl>
-    <w:p>
-      <w:pPr>
-        <w:spacing w:after="0" w:line="240" w:lineRule="auto"/>
-        <w:rPr>
-          <w:rFonts w:ascii="Times New Roman" w:hAnsi="Times New Roman"/>
-          <w:b/>
-        </w:rPr>
-      </w:pPr>
-    </w:p>
     <w:p>
       <w:pPr>
         <w:pStyle w:val="ListParagraph"/>
@@ -1827,35 +1842,43 @@
           <w:ilvl w:val="0"/>
           <w:numId w:val="1"/>
         </w:numPr>
-        <w:spacing w:after="0" w:line="240" w:lineRule="auto"/>
-        <w:ind w:left="426" w:hanging="426"/>
+        <w:spacing w:before="120" w:after="0" w:line="240" w:lineRule="auto"/>
+        <w:ind w:left="425" w:hanging="425"/>
         <w:contextualSpacing w:val="0"/>
         <w:rPr>
-          <w:rFonts w:ascii="Times New Roman" w:hAnsi="Times New Roman"/>
+          <w:rFonts w:ascii="Garamond" w:hAnsi="Garamond"/>
           <w:b/>
+          <w:sz w:val="24"/>
+          <w:szCs w:val="24"/>
         </w:rPr>
       </w:pPr>
       <w:proofErr w:type="spellStart"/>
       <w:r>
         <w:rPr>
-          <w:rFonts w:ascii="Times New Roman" w:hAnsi="Times New Roman"/>
+          <w:rFonts w:ascii="Garamond" w:hAnsi="Garamond"/>
           <w:b/>
+          <w:sz w:val="24"/>
+          <w:szCs w:val="24"/>
         </w:rPr>
         <w:t>Uraian</w:t>
       </w:r>
       <w:proofErr w:type="spellEnd"/>
       <w:r>
         <w:rPr>
-          <w:rFonts w:ascii="Times New Roman" w:hAnsi="Times New Roman"/>
+          <w:rFonts w:ascii="Garamond" w:hAnsi="Garamond"/>
           <w:b/>
+          <w:sz w:val="24"/>
+          <w:szCs w:val="24"/>
         </w:rPr>
         <w:t xml:space="preserve"> </w:t>
       </w:r>
       <w:proofErr w:type="spellStart"/>
       <w:r>
         <w:rPr>
-          <w:rFonts w:ascii="Times New Roman" w:hAnsi="Times New Roman"/>
+          <w:rFonts w:ascii="Garamond" w:hAnsi="Garamond" w:cs="Times New Roman"/>
           <w:b/>
+          <w:sz w:val="24"/>
+          <w:szCs w:val="24"/>
         </w:rPr>
         <w:t>Aktivitas</w:t>
       </w:r>
@@ -1866,14 +1889,28 @@
         <w:spacing w:after="0" w:line="240" w:lineRule="auto"/>
         <w:jc w:val="left"/>
         <w:rPr>
-          <w:rFonts w:ascii="Times New Roman" w:hAnsi="Times New Roman" w:cs="Times New Roman"/>
-        </w:rPr>
-      </w:pPr>
-      <w:r>
-        <w:rPr>
-          <w:rFonts w:ascii="Times New Roman" w:hAnsi="Times New Roman" w:cs="Times New Roman"/>
-        </w:rPr>
-        <w:t xml:space="preserve">${blok_kategori}</w:t>
+          <w:rFonts w:cs="Times New Roman"/>
+        </w:rPr>
+      </w:pPr>
+      <w:r>
+        <w:rPr>
+          <w:rFonts w:cs="Times New Roman"/>
+        </w:rPr>
+        <w:t>${</w:t>
+      </w:r>
+      <w:proofErr w:type="spellStart"/>
+      <w:r>
+        <w:rPr>
+          <w:rFonts w:cs="Times New Roman"/>
+        </w:rPr>
+        <w:t>blok_kategori</w:t>
+      </w:r>
+      <w:proofErr w:type="spellEnd"/>
+      <w:r>
+        <w:rPr>
+          <w:rFonts w:cs="Times New Roman"/>
+        </w:rPr>
+        <w:t>}</w:t>
       </w:r>
     </w:p>
     <w:p>
@@ -1883,19 +1920,35 @@
           <w:ilvl w:val="0"/>
           <w:numId w:val="7"/>
         </w:numPr>
-        <w:spacing w:after="0" w:line="240" w:lineRule="auto"/>
+        <w:spacing w:before="240" w:after="0" w:line="240" w:lineRule="auto"/>
         <w:contextualSpacing w:val="0"/>
         <w:rPr>
-          <w:rFonts w:ascii="Times New Roman" w:hAnsi="Times New Roman"/>
+          <w:rFonts w:ascii="Garamond" w:hAnsi="Garamond"/>
           <w:b/>
         </w:rPr>
       </w:pPr>
       <w:r>
         <w:rPr>
-          <w:rFonts w:ascii="Times New Roman" w:hAnsi="Times New Roman"/>
+          <w:rFonts w:ascii="Garamond" w:hAnsi="Garamond"/>
           <w:b/>
         </w:rPr>
-        <w:t>${aktivitas_kategori}</w:t>
+        <w:t>${</w:t>
+      </w:r>
+      <w:proofErr w:type="spellStart"/>
+      <w:r>
+        <w:rPr>
+          <w:rFonts w:ascii="Garamond" w:hAnsi="Garamond"/>
+          <w:b/>
+        </w:rPr>
+        <w:t>aktivitas_kategori</w:t>
+      </w:r>
+      <w:proofErr w:type="spellEnd"/>
+      <w:r>
+        <w:rPr>
+          <w:rFonts w:ascii="Garamond" w:hAnsi="Garamond"/>
+          <w:b/>
+        </w:rPr>
+        <w:t>}</w:t>
       </w:r>
     </w:p>
     <w:tbl>
@@ -1913,9 +1966,9 @@
         <w:tblLook w:val="04A0" w:firstRow="1" w:lastRow="0" w:firstColumn="1" w:lastColumn="0" w:noHBand="0" w:noVBand="1"/>
       </w:tblPr>
       <w:tblGrid>
-        <w:gridCol w:w="1613"/>
-        <w:gridCol w:w="5741"/>
-        <w:gridCol w:w="1662"/>
+        <w:gridCol w:w="1555"/>
+        <w:gridCol w:w="5877"/>
+        <w:gridCol w:w="1584"/>
       </w:tblGrid>
       <w:tr>
         <w:trPr>
@@ -1931,21 +1984,18 @@
               <w:left w:val="none" w:sz="0" w:space="0" w:color="auto"/>
               <w:bottom w:val="none" w:sz="0" w:space="0" w:color="auto"/>
             </w:tcBorders>
+            <w:shd w:val="clear" w:color="auto" w:fill="0070C0"/>
             <w:vAlign w:val="center"/>
           </w:tcPr>
           <w:p>
             <w:pPr>
               <w:jc w:val="center"/>
               <w:rPr>
-                <w:rFonts w:ascii="Times New Roman" w:hAnsi="Times New Roman"/>
                 <w:b w:val="0"/>
                 <w:bCs w:val="0"/>
               </w:rPr>
             </w:pPr>
             <w:r>
-              <w:rPr>
-                <w:rFonts w:ascii="Times New Roman" w:hAnsi="Times New Roman"/>
-              </w:rPr>
               <w:t>No</w:t>
             </w:r>
           </w:p>
@@ -1957,6 +2007,7 @@
               <w:top w:val="none" w:sz="0" w:space="0" w:color="auto"/>
               <w:bottom w:val="none" w:sz="0" w:space="0" w:color="auto"/>
             </w:tcBorders>
+            <w:shd w:val="clear" w:color="auto" w:fill="0070C0"/>
             <w:vAlign w:val="center"/>
           </w:tcPr>
           <w:p>
@@ -1964,16 +2015,12 @@
               <w:jc w:val="center"/>
               <w:cnfStyle w:val="100000000000" w:firstRow="1" w:lastRow="0" w:firstColumn="0" w:lastColumn="0" w:oddVBand="0" w:evenVBand="0" w:oddHBand="0" w:evenHBand="0" w:firstRowFirstColumn="0" w:firstRowLastColumn="0" w:lastRowFirstColumn="0" w:lastRowLastColumn="0"/>
               <w:rPr>
-                <w:rFonts w:ascii="Times New Roman" w:hAnsi="Times New Roman"/>
                 <w:b w:val="0"/>
                 <w:bCs w:val="0"/>
               </w:rPr>
             </w:pPr>
             <w:proofErr w:type="spellStart"/>
             <w:r>
-              <w:rPr>
-                <w:rFonts w:ascii="Times New Roman" w:hAnsi="Times New Roman"/>
-              </w:rPr>
               <w:t>Aktifitas</w:t>
             </w:r>
             <w:proofErr w:type="spellEnd"/>
@@ -1987,6 +2034,7 @@
               <w:bottom w:val="none" w:sz="0" w:space="0" w:color="auto"/>
               <w:right w:val="none" w:sz="0" w:space="0" w:color="auto"/>
             </w:tcBorders>
+            <w:shd w:val="clear" w:color="auto" w:fill="0070C0"/>
             <w:vAlign w:val="center"/>
           </w:tcPr>
           <w:p>
@@ -1994,15 +2042,11 @@
               <w:jc w:val="center"/>
               <w:cnfStyle w:val="100000000000" w:firstRow="1" w:lastRow="0" w:firstColumn="0" w:lastColumn="0" w:oddVBand="0" w:evenVBand="0" w:oddHBand="0" w:evenHBand="0" w:firstRowFirstColumn="0" w:firstRowLastColumn="0" w:lastRowFirstColumn="0" w:lastRowLastColumn="0"/>
               <w:rPr>
-                <w:rFonts w:ascii="Times New Roman" w:hAnsi="Times New Roman"/>
                 <w:b w:val="0"/>
                 <w:bCs w:val="0"/>
               </w:rPr>
             </w:pPr>
             <w:r>
-              <w:rPr>
-                <w:rFonts w:ascii="Times New Roman" w:hAnsi="Times New Roman"/>
-              </w:rPr>
               <w:t>PIC</w:t>
             </w:r>
           </w:p>
@@ -2023,14 +2067,12 @@
             <w:pPr>
               <w:jc w:val="center"/>
               <w:rPr>
-                <w:rFonts w:ascii="Times New Roman" w:hAnsi="Times New Roman"/>
                 <w:b w:val="0"/>
                 <w:bCs w:val="0"/>
               </w:rPr>
             </w:pPr>
             <w:r>
               <w:rPr>
-                <w:rFonts w:ascii="Times New Roman" w:hAnsi="Times New Roman"/>
                 <w:b w:val="0"/>
                 <w:bCs w:val="0"/>
               </w:rPr>
@@ -2039,7 +2081,6 @@
             <w:proofErr w:type="spellStart"/>
             <w:r>
               <w:rPr>
-                <w:rFonts w:ascii="Times New Roman" w:hAnsi="Times New Roman"/>
                 <w:b w:val="0"/>
                 <w:bCs w:val="0"/>
               </w:rPr>
@@ -2048,7 +2089,6 @@
             <w:proofErr w:type="spellEnd"/>
             <w:r>
               <w:rPr>
-                <w:rFonts w:ascii="Times New Roman" w:hAnsi="Times New Roman"/>
                 <w:b w:val="0"/>
                 <w:bCs w:val="0"/>
               </w:rPr>
@@ -2064,34 +2104,16 @@
           <w:p>
             <w:pPr>
               <w:cnfStyle w:val="000000100000" w:firstRow="0" w:lastRow="0" w:firstColumn="0" w:lastColumn="0" w:oddVBand="0" w:evenVBand="0" w:oddHBand="1" w:evenHBand="0" w:firstRowFirstColumn="0" w:firstRowLastColumn="0" w:lastRowFirstColumn="0" w:lastRowLastColumn="0"/>
-              <w:rPr>
-                <w:rFonts w:ascii="Times New Roman" w:hAnsi="Times New Roman"/>
-              </w:rPr>
-            </w:pPr>
-            <w:r>
-              <w:rPr>
-                <w:rFonts w:ascii="Times New Roman" w:hAnsi="Times New Roman"/>
-              </w:rPr>
+            </w:pPr>
+            <w:r>
               <w:t>${</w:t>
             </w:r>
             <w:proofErr w:type="spellStart"/>
             <w:r>
-              <w:rPr>
-                <w:rFonts w:ascii="Times New Roman" w:hAnsi="Times New Roman"/>
-              </w:rPr>
-              <w:t>aktivitas_</w:t>
-            </w:r>
-            <w:r>
-              <w:rPr>
-                <w:rFonts w:ascii="Times New Roman" w:hAnsi="Times New Roman"/>
-              </w:rPr>
-              <w:t>aktivitas</w:t>
+              <w:t>aktivitas_aktivitas</w:t>
             </w:r>
             <w:proofErr w:type="spellEnd"/>
             <w:r>
-              <w:rPr>
-                <w:rFonts w:ascii="Times New Roman" w:hAnsi="Times New Roman"/>
-              </w:rPr>
               <w:t>}</w:t>
             </w:r>
           </w:p>
@@ -2105,34 +2127,16 @@
             <w:pPr>
               <w:jc w:val="center"/>
               <w:cnfStyle w:val="000000100000" w:firstRow="0" w:lastRow="0" w:firstColumn="0" w:lastColumn="0" w:oddVBand="0" w:evenVBand="0" w:oddHBand="1" w:evenHBand="0" w:firstRowFirstColumn="0" w:firstRowLastColumn="0" w:lastRowFirstColumn="0" w:lastRowLastColumn="0"/>
-              <w:rPr>
-                <w:rFonts w:ascii="Times New Roman" w:hAnsi="Times New Roman"/>
-              </w:rPr>
-            </w:pPr>
-            <w:r>
-              <w:rPr>
-                <w:rFonts w:ascii="Times New Roman" w:hAnsi="Times New Roman"/>
-              </w:rPr>
+            </w:pPr>
+            <w:r>
               <w:t>${</w:t>
             </w:r>
             <w:proofErr w:type="spellStart"/>
             <w:r>
-              <w:rPr>
-                <w:rFonts w:ascii="Times New Roman" w:hAnsi="Times New Roman"/>
-              </w:rPr>
-              <w:t>aktivitas_</w:t>
-            </w:r>
-            <w:r>
-              <w:rPr>
-                <w:rFonts w:ascii="Times New Roman" w:hAnsi="Times New Roman"/>
-              </w:rPr>
-              <w:t>pic</w:t>
+              <w:t>aktivitas_pic</w:t>
             </w:r>
             <w:proofErr w:type="spellEnd"/>
             <w:r>
-              <w:rPr>
-                <w:rFonts w:ascii="Times New Roman" w:hAnsi="Times New Roman"/>
-              </w:rPr>
               <w:t>}</w:t>
             </w:r>
           </w:p>
@@ -2141,26 +2145,31 @@
     </w:tbl>
     <w:p>
       <w:pPr>
-        <w:spacing w:after="120" w:line="240" w:lineRule="auto"/>
-        <w:jc w:val="left"/>
-        <w:rPr>
-          <w:rFonts w:ascii="Times New Roman" w:hAnsi="Times New Roman" w:cs="Times New Roman"/>
-        </w:rPr>
-      </w:pPr>
-    </w:p>
-    <w:p>
-      <w:pPr>
         <w:spacing w:after="0" w:line="240" w:lineRule="auto"/>
         <w:jc w:val="left"/>
         <w:rPr>
-          <w:rFonts w:ascii="Times New Roman" w:hAnsi="Times New Roman" w:cs="Times New Roman"/>
-        </w:rPr>
-      </w:pPr>
-      <w:r>
-        <w:rPr>
-          <w:rFonts w:ascii="Times New Roman" w:hAnsi="Times New Roman" w:cs="Times New Roman"/>
-        </w:rPr>
-        <w:t xml:space="preserve">${/blok_kategori}</w:t>
+          <w:rFonts w:cs="Times New Roman"/>
+        </w:rPr>
+      </w:pPr>
+      <w:r>
+        <w:rPr>
+          <w:rFonts w:cs="Times New Roman"/>
+        </w:rPr>
+        <w:t>${/</w:t>
+      </w:r>
+      <w:proofErr w:type="spellStart"/>
+      <w:r>
+        <w:rPr>
+          <w:rFonts w:cs="Times New Roman"/>
+        </w:rPr>
+        <w:t>blok_kategori</w:t>
+      </w:r>
+      <w:proofErr w:type="spellEnd"/>
+      <w:r>
+        <w:rPr>
+          <w:rFonts w:cs="Times New Roman"/>
+        </w:rPr>
+        <w:t>}</w:t>
       </w:r>
     </w:p>
     <w:tbl>
@@ -2206,71 +2215,33 @@
             <w:pPr>
               <w:spacing w:before="20"/>
               <w:rPr>
-                <w:rFonts w:ascii="Times New Roman" w:hAnsi="Times New Roman"/>
                 <w:b w:val="0"/>
                 <w:bCs w:val="0"/>
-                <w:sz w:val="22"/>
-                <w:szCs w:val="22"/>
               </w:rPr>
             </w:pPr>
           </w:p>
           <w:p>
             <w:pPr>
               <w:spacing w:before="20"/>
-              <w:rPr>
-                <w:rFonts w:ascii="Times New Roman" w:hAnsi="Times New Roman"/>
-                <w:sz w:val="22"/>
-                <w:szCs w:val="22"/>
-              </w:rPr>
-            </w:pPr>
-            <w:r>
-              <w:rPr>
-                <w:rFonts w:ascii="Times New Roman" w:hAnsi="Times New Roman"/>
-                <w:sz w:val="22"/>
-                <w:szCs w:val="22"/>
-              </w:rPr>
+            </w:pPr>
+            <w:r>
               <w:t>Batam</w:t>
             </w:r>
             <w:r>
-              <w:rPr>
-                <w:rFonts w:ascii="Times New Roman" w:hAnsi="Times New Roman"/>
-                <w:sz w:val="22"/>
-                <w:szCs w:val="22"/>
-              </w:rPr>
               <w:t>,</w:t>
             </w:r>
             <w:r>
-              <w:rPr>
-                <w:rFonts w:ascii="Times New Roman" w:hAnsi="Times New Roman"/>
-                <w:sz w:val="22"/>
-                <w:szCs w:val="22"/>
-              </w:rPr>
               <w:t xml:space="preserve"> </w:t>
             </w:r>
             <w:r>
-              <w:rPr>
-                <w:rFonts w:ascii="Times New Roman" w:hAnsi="Times New Roman"/>
-                <w:sz w:val="22"/>
-                <w:szCs w:val="22"/>
-              </w:rPr>
               <w:t>${</w:t>
             </w:r>
             <w:proofErr w:type="spellStart"/>
             <w:r>
-              <w:rPr>
-                <w:rFonts w:ascii="Times New Roman" w:hAnsi="Times New Roman"/>
-                <w:sz w:val="22"/>
-                <w:szCs w:val="22"/>
-              </w:rPr>
               <w:t>tanggal</w:t>
             </w:r>
             <w:proofErr w:type="spellEnd"/>
             <w:r>
-              <w:rPr>
-                <w:rFonts w:ascii="Times New Roman" w:hAnsi="Times New Roman"/>
-                <w:sz w:val="22"/>
-                <w:szCs w:val="22"/>
-              </w:rPr>
               <w:t>}</w:t>
             </w:r>
           </w:p>
@@ -2292,7 +2263,6 @@
               <w:spacing w:before="20"/>
               <w:cnfStyle w:val="100000000000" w:firstRow="1" w:lastRow="0" w:firstColumn="0" w:lastColumn="0" w:oddVBand="0" w:evenVBand="0" w:oddHBand="0" w:evenHBand="0" w:firstRowFirstColumn="0" w:firstRowLastColumn="0" w:lastRowFirstColumn="0" w:lastRowLastColumn="0"/>
               <w:rPr>
-                <w:rFonts w:ascii="Times New Roman" w:hAnsi="Times New Roman"/>
                 <w:b w:val="0"/>
                 <w:bCs w:val="0"/>
               </w:rPr>
@@ -2324,36 +2294,20 @@
             <w:pPr>
               <w:spacing w:before="20" w:after="0" w:line="240" w:lineRule="auto"/>
               <w:rPr>
-                <w:rFonts w:ascii="Times New Roman" w:hAnsi="Times New Roman"/>
                 <w:b w:val="0"/>
                 <w:bCs w:val="0"/>
               </w:rPr>
             </w:pPr>
             <w:proofErr w:type="spellStart"/>
             <w:r>
-              <w:rPr>
-                <w:rFonts w:ascii="Times New Roman" w:hAnsi="Times New Roman"/>
-                <w:sz w:val="22"/>
-                <w:szCs w:val="22"/>
-              </w:rPr>
               <w:t>Konsultan</w:t>
             </w:r>
             <w:proofErr w:type="spellEnd"/>
             <w:r>
-              <w:rPr>
-                <w:rFonts w:ascii="Times New Roman" w:hAnsi="Times New Roman"/>
-                <w:sz w:val="22"/>
-                <w:szCs w:val="22"/>
-              </w:rPr>
               <w:t xml:space="preserve"> </w:t>
             </w:r>
             <w:proofErr w:type="spellStart"/>
             <w:r>
-              <w:rPr>
-                <w:rFonts w:ascii="Times New Roman" w:hAnsi="Times New Roman"/>
-                <w:sz w:val="22"/>
-                <w:szCs w:val="22"/>
-              </w:rPr>
               <w:t>Pengawas</w:t>
             </w:r>
             <w:proofErr w:type="spellEnd"/>
@@ -2376,9 +2330,6 @@
             <w:pPr>
               <w:spacing w:before="20"/>
               <w:cnfStyle w:val="000000100000" w:firstRow="0" w:lastRow="0" w:firstColumn="0" w:lastColumn="0" w:oddVBand="0" w:evenVBand="0" w:oddHBand="1" w:evenHBand="0" w:firstRowFirstColumn="0" w:firstRowLastColumn="0" w:lastRowFirstColumn="0" w:lastRowLastColumn="0"/>
-              <w:rPr>
-                <w:rFonts w:ascii="Times New Roman" w:hAnsi="Times New Roman"/>
-              </w:rPr>
             </w:pPr>
           </w:p>
         </w:tc>
@@ -2406,25 +2357,14 @@
             <w:pPr>
               <w:spacing w:before="20" w:after="0" w:line="240" w:lineRule="auto"/>
               <w:rPr>
-                <w:rFonts w:ascii="Times New Roman" w:hAnsi="Times New Roman"/>
                 <w:b w:val="0"/>
                 <w:bCs w:val="0"/>
               </w:rPr>
             </w:pPr>
             <w:r>
-              <w:rPr>
-                <w:rFonts w:ascii="Times New Roman" w:hAnsi="Times New Roman"/>
-                <w:sz w:val="22"/>
-                <w:szCs w:val="22"/>
-              </w:rPr>
               <w:t xml:space="preserve">PT BKI – SBU Marine </w:t>
             </w:r>
             <w:r>
-              <w:rPr>
-                <w:rFonts w:ascii="Times New Roman" w:hAnsi="Times New Roman"/>
-                <w:sz w:val="22"/>
-                <w:szCs w:val="22"/>
-              </w:rPr>
               <w:t>Services</w:t>
             </w:r>
           </w:p>
@@ -2445,9 +2385,6 @@
             <w:pPr>
               <w:spacing w:before="20"/>
               <w:cnfStyle w:val="000000010000" w:firstRow="0" w:lastRow="0" w:firstColumn="0" w:lastColumn="0" w:oddVBand="0" w:evenVBand="0" w:oddHBand="0" w:evenHBand="1" w:firstRowFirstColumn="0" w:firstRowLastColumn="0" w:lastRowFirstColumn="0" w:lastRowLastColumn="0"/>
-              <w:rPr>
-                <w:rFonts w:ascii="Times New Roman" w:hAnsi="Times New Roman"/>
-              </w:rPr>
             </w:pPr>
           </w:p>
         </w:tc>
@@ -2475,25 +2412,14 @@
             <w:pPr>
               <w:spacing w:before="20" w:after="0" w:line="240" w:lineRule="auto"/>
               <w:jc w:val="center"/>
-              <w:rPr>
-                <w:rFonts w:ascii="Times New Roman" w:hAnsi="Times New Roman"/>
-                <w:sz w:val="22"/>
-                <w:szCs w:val="22"/>
-              </w:rPr>
-            </w:pPr>
-            <w:r>
-              <w:rPr>
-                <w:rFonts w:ascii="Times New Roman" w:hAnsi="Times New Roman"/>
+            </w:pPr>
+            <w:r>
+              <w:rPr>
                 <w:noProof/>
               </w:rPr>
               <w:t xml:space="preserve">   </w:t>
             </w:r>
             <w:r>
-              <w:rPr>
-                <w:rFonts w:ascii="Times New Roman" w:hAnsi="Times New Roman"/>
-                <w:sz w:val="22"/>
-                <w:szCs w:val="22"/>
-              </w:rPr>
               <w:t xml:space="preserve"> </w:t>
             </w:r>
           </w:p>
@@ -2517,7 +2443,6 @@
               <w:jc w:val="center"/>
               <w:cnfStyle w:val="000000100000" w:firstRow="0" w:lastRow="0" w:firstColumn="0" w:lastColumn="0" w:oddVBand="0" w:evenVBand="0" w:oddHBand="1" w:evenHBand="0" w:firstRowFirstColumn="0" w:firstRowLastColumn="0" w:lastRowFirstColumn="0" w:lastRowLastColumn="0"/>
               <w:rPr>
-                <w:rFonts w:ascii="Times New Roman" w:hAnsi="Times New Roman"/>
                 <w:noProof/>
               </w:rPr>
             </w:pPr>
@@ -2546,26 +2471,17 @@
             <w:pPr>
               <w:spacing w:before="20" w:after="0" w:line="240" w:lineRule="auto"/>
               <w:rPr>
-                <w:rFonts w:ascii="Times New Roman" w:hAnsi="Times New Roman"/>
-                <w:sz w:val="22"/>
-                <w:szCs w:val="22"/>
                 <w:u w:val="single"/>
               </w:rPr>
             </w:pPr>
             <w:r>
               <w:rPr>
-                <w:rFonts w:ascii="Times New Roman" w:hAnsi="Times New Roman"/>
-                <w:sz w:val="22"/>
-                <w:szCs w:val="22"/>
                 <w:u w:val="single"/>
               </w:rPr>
               <w:t>Rahmat</w:t>
             </w:r>
             <w:r>
               <w:rPr>
-                <w:rFonts w:ascii="Times New Roman" w:hAnsi="Times New Roman"/>
-                <w:sz w:val="22"/>
-                <w:szCs w:val="22"/>
                 <w:u w:val="single"/>
               </w:rPr>
               <w:t xml:space="preserve"> Salam</w:t>
@@ -2589,19 +2505,14 @@
               <w:spacing w:before="20" w:after="0" w:line="240" w:lineRule="auto"/>
               <w:cnfStyle w:val="000000010000" w:firstRow="0" w:lastRow="0" w:firstColumn="0" w:lastColumn="0" w:oddVBand="0" w:evenVBand="0" w:oddHBand="0" w:evenHBand="1" w:firstRowFirstColumn="0" w:firstRowLastColumn="0" w:lastRowFirstColumn="0" w:lastRowLastColumn="0"/>
               <w:rPr>
-                <w:rFonts w:ascii="Times New Roman" w:hAnsi="Times New Roman"/>
-                <w:sz w:val="22"/>
-                <w:szCs w:val="22"/>
                 <w:u w:val="single"/>
               </w:rPr>
             </w:pPr>
             <w:r>
               <w:rPr>
-                <w:rFonts w:ascii="Times New Roman" w:hAnsi="Times New Roman" w:cs="Times New Roman"/>
+                <w:rFonts w:cs="Times New Roman"/>
                 <w:b/>
                 <w:bCs/>
-                <w:sz w:val="22"/>
-                <w:szCs w:val="22"/>
                 <w:u w:val="single"/>
               </w:rPr>
               <w:t>……………………………</w:t>
@@ -2635,18 +2546,8 @@
                 <w:tab w:val="right" w:pos="4349"/>
               </w:tabs>
               <w:spacing w:before="20" w:after="0" w:line="240" w:lineRule="auto"/>
-              <w:rPr>
-                <w:rFonts w:ascii="Times New Roman" w:hAnsi="Times New Roman"/>
-                <w:sz w:val="22"/>
-                <w:szCs w:val="22"/>
-              </w:rPr>
-            </w:pPr>
-            <w:r>
-              <w:rPr>
-                <w:rFonts w:ascii="Times New Roman" w:hAnsi="Times New Roman"/>
-                <w:sz w:val="22"/>
-                <w:szCs w:val="22"/>
-              </w:rPr>
+            </w:pPr>
+            <w:r>
               <w:t>Lead Inspector</w:t>
             </w:r>
           </w:p>
@@ -2672,19 +2573,12 @@
               </w:tabs>
               <w:spacing w:before="20" w:after="0" w:line="240" w:lineRule="auto"/>
               <w:cnfStyle w:val="000000100000" w:firstRow="0" w:lastRow="0" w:firstColumn="0" w:lastColumn="0" w:oddVBand="0" w:evenVBand="0" w:oddHBand="1" w:evenHBand="0" w:firstRowFirstColumn="0" w:firstRowLastColumn="0" w:lastRowFirstColumn="0" w:lastRowLastColumn="0"/>
-              <w:rPr>
-                <w:rFonts w:ascii="Times New Roman" w:hAnsi="Times New Roman"/>
-                <w:sz w:val="22"/>
-                <w:szCs w:val="22"/>
-              </w:rPr>
-            </w:pPr>
-            <w:r>
-              <w:rPr>
-                <w:rFonts w:ascii="Times New Roman" w:hAnsi="Times New Roman" w:cs="Times New Roman"/>
+            </w:pPr>
+            <w:r>
+              <w:rPr>
+                <w:rFonts w:cs="Times New Roman"/>
                 <w:b/>
                 <w:bCs/>
-                <w:sz w:val="22"/>
-                <w:szCs w:val="22"/>
               </w:rPr>
               <w:t>Asst. Inspector</w:t>
             </w:r>
@@ -2700,7 +2594,6 @@
         </w:tabs>
         <w:spacing w:before="120" w:after="0" w:line="240" w:lineRule="auto"/>
         <w:rPr>
-          <w:rFonts w:ascii="Times New Roman" w:hAnsi="Times New Roman"/>
           <w:b/>
         </w:rPr>
       </w:pPr>
@@ -2709,13 +2602,11 @@
       <w:pPr>
         <w:jc w:val="left"/>
         <w:rPr>
-          <w:rFonts w:ascii="Times New Roman" w:hAnsi="Times New Roman"/>
           <w:b/>
         </w:rPr>
       </w:pPr>
       <w:r>
         <w:rPr>
-          <w:rFonts w:ascii="Times New Roman" w:hAnsi="Times New Roman"/>
           <w:b/>
         </w:rPr>
         <w:br w:type="page"/>
@@ -2729,50 +2620,50 @@
         </w:tabs>
         <w:spacing w:before="120" w:after="0" w:line="240" w:lineRule="auto"/>
         <w:rPr>
-          <w:rFonts w:ascii="Times New Roman" w:hAnsi="Times New Roman"/>
           <w:b/>
-        </w:rPr>
-      </w:pPr>
-      <w:r>
-        <w:rPr>
-          <w:rFonts w:ascii="Times New Roman" w:hAnsi="Times New Roman"/>
+          <w:lang w:val="sv-SE"/>
+        </w:rPr>
+      </w:pPr>
+      <w:r>
+        <w:rPr>
           <w:b/>
+          <w:lang w:val="sv-SE"/>
         </w:rPr>
         <w:lastRenderedPageBreak/>
         <w:t>L</w:t>
       </w:r>
       <w:r>
         <w:rPr>
-          <w:rFonts w:ascii="Times New Roman" w:hAnsi="Times New Roman"/>
           <w:b/>
+          <w:lang w:val="sv-SE"/>
         </w:rPr>
         <w:t>a</w:t>
       </w:r>
       <w:r>
         <w:rPr>
-          <w:rFonts w:ascii="Times New Roman" w:hAnsi="Times New Roman"/>
           <w:b/>
+          <w:lang w:val="sv-SE"/>
         </w:rPr>
         <w:t>m</w:t>
       </w:r>
       <w:r>
         <w:rPr>
-          <w:rFonts w:ascii="Times New Roman" w:hAnsi="Times New Roman"/>
           <w:b/>
+          <w:lang w:val="sv-SE"/>
         </w:rPr>
         <w:t>piran</w:t>
       </w:r>
       <w:r>
         <w:rPr>
-          <w:rFonts w:ascii="Times New Roman" w:hAnsi="Times New Roman"/>
           <w:b/>
+          <w:lang w:val="sv-SE"/>
         </w:rPr>
         <w:tab/>
       </w:r>
       <w:r>
         <w:rPr>
-          <w:rFonts w:ascii="Times New Roman" w:hAnsi="Times New Roman"/>
           <w:b/>
+          <w:lang w:val="sv-SE"/>
         </w:rPr>
         <w:tab/>
         <w:t xml:space="preserve"> </w:t>
@@ -2782,54 +2673,26 @@
       <w:pPr>
         <w:spacing w:before="120" w:after="0" w:line="240" w:lineRule="auto"/>
         <w:rPr>
-          <w:rFonts w:ascii="Times New Roman" w:hAnsi="Times New Roman"/>
           <w:b/>
           <w:bCs/>
-        </w:rPr>
-      </w:pPr>
-      <w:r>
-        <w:rPr>
-          <w:rFonts w:ascii="Times New Roman" w:hAnsi="Times New Roman"/>
+          <w:lang w:val="sv-SE"/>
+        </w:rPr>
+      </w:pPr>
+      <w:r>
+        <w:rPr>
           <w:b/>
           <w:bCs/>
-        </w:rPr>
-        <w:t xml:space="preserve">Lampiran </w:t>
-      </w:r>
-      <w:proofErr w:type="gramStart"/>
-      <w:r>
-        <w:rPr>
-          <w:rFonts w:ascii="Times New Roman" w:hAnsi="Times New Roman"/>
-          <w:b/>
-          <w:bCs/>
-        </w:rPr>
-        <w:t>1 :</w:t>
-      </w:r>
-      <w:proofErr w:type="gramEnd"/>
-      <w:r>
-        <w:rPr>
-          <w:rFonts w:ascii="Times New Roman" w:hAnsi="Times New Roman"/>
-          <w:b/>
-          <w:bCs/>
-        </w:rPr>
-        <w:t xml:space="preserve"> </w:t>
-      </w:r>
-      <w:proofErr w:type="spellStart"/>
-      <w:r>
-        <w:rPr>
-          <w:rFonts w:ascii="Times New Roman" w:hAnsi="Times New Roman"/>
-          <w:b/>
-          <w:bCs/>
-        </w:rPr>
-        <w:t>Dokumentasi</w:t>
-      </w:r>
-      <w:proofErr w:type="spellEnd"/>
+          <w:lang w:val="sv-SE"/>
+        </w:rPr>
+        <w:t>F. Lampiran: Dokumentasi</w:t>
+      </w:r>
     </w:p>
     <w:p>
       <w:pPr>
         <w:spacing w:before="120" w:after="0" w:line="240" w:lineRule="auto"/>
         <w:rPr>
-          <w:rFonts w:ascii="Times New Roman" w:hAnsi="Times New Roman"/>
           <w:b/>
+          <w:lang w:val="sv-SE"/>
         </w:rPr>
       </w:pPr>
     </w:p>
@@ -2838,14 +2701,16 @@
         <w:spacing w:after="0" w:line="240" w:lineRule="auto"/>
         <w:jc w:val="left"/>
         <w:rPr>
-          <w:rFonts w:ascii="Times New Roman" w:hAnsi="Times New Roman" w:cs="Times New Roman"/>
-        </w:rPr>
-      </w:pPr>
-      <w:r>
-        <w:rPr>
-          <w:rFonts w:ascii="Times New Roman" w:hAnsi="Times New Roman" w:cs="Times New Roman"/>
-        </w:rPr>
-        <w:t xml:space="preserve">${lampiran_kosong}</w:t>
+          <w:rFonts w:cs="Times New Roman"/>
+          <w:lang w:val="sv-SE"/>
+        </w:rPr>
+      </w:pPr>
+      <w:r>
+        <w:rPr>
+          <w:rFonts w:cs="Times New Roman"/>
+          <w:lang w:val="sv-SE"/>
+        </w:rPr>
+        <w:t>${lampiran_kosong}</w:t>
       </w:r>
     </w:p>
     <w:p>
@@ -2853,14 +2718,28 @@
         <w:spacing w:after="0" w:line="240" w:lineRule="auto"/>
         <w:jc w:val="left"/>
         <w:rPr>
-          <w:rFonts w:ascii="Times New Roman" w:hAnsi="Times New Roman" w:cs="Times New Roman"/>
-        </w:rPr>
-      </w:pPr>
-      <w:r>
-        <w:rPr>
-          <w:rFonts w:ascii="Times New Roman" w:hAnsi="Times New Roman" w:cs="Times New Roman"/>
-        </w:rPr>
-        <w:t xml:space="preserve">${blok_lampiran}</w:t>
+          <w:rFonts w:cs="Times New Roman"/>
+        </w:rPr>
+      </w:pPr>
+      <w:r>
+        <w:rPr>
+          <w:rFonts w:cs="Times New Roman"/>
+        </w:rPr>
+        <w:t>${</w:t>
+      </w:r>
+      <w:proofErr w:type="spellStart"/>
+      <w:r>
+        <w:rPr>
+          <w:rFonts w:cs="Times New Roman"/>
+        </w:rPr>
+        <w:t>blok_lampiran</w:t>
+      </w:r>
+      <w:proofErr w:type="spellEnd"/>
+      <w:r>
+        <w:rPr>
+          <w:rFonts w:cs="Times New Roman"/>
+        </w:rPr>
+        <w:t>}</w:t>
       </w:r>
     </w:p>
     <w:p>
@@ -2868,14 +2747,28 @@
         <w:spacing w:after="0" w:line="240" w:lineRule="auto"/>
         <w:jc w:val="left"/>
         <w:rPr>
-          <w:rFonts w:ascii="Times New Roman" w:hAnsi="Times New Roman" w:cs="Times New Roman"/>
-        </w:rPr>
-      </w:pPr>
-      <w:r>
-        <w:rPr>
-          <w:rFonts w:ascii="Times New Roman" w:hAnsi="Times New Roman" w:cs="Times New Roman"/>
-        </w:rPr>
-        <w:t xml:space="preserve">${lampiran_pemisah}</w:t>
+          <w:rFonts w:cs="Times New Roman"/>
+        </w:rPr>
+      </w:pPr>
+      <w:r>
+        <w:rPr>
+          <w:rFonts w:cs="Times New Roman"/>
+        </w:rPr>
+        <w:t>${</w:t>
+      </w:r>
+      <w:proofErr w:type="spellStart"/>
+      <w:r>
+        <w:rPr>
+          <w:rFonts w:cs="Times New Roman"/>
+        </w:rPr>
+        <w:t>lampiran_pemisah</w:t>
+      </w:r>
+      <w:proofErr w:type="spellEnd"/>
+      <w:r>
+        <w:rPr>
+          <w:rFonts w:cs="Times New Roman"/>
+        </w:rPr>
+        <w:t>}</w:t>
       </w:r>
     </w:p>
     <w:tbl>
@@ -2895,15 +2788,16 @@
           <w:left w:w="80" w:type="dxa"/>
           <w:right w:w="80" w:type="dxa"/>
         </w:tblCellMar>
-        <w:tblLook w:val="0000" w:firstRow="0" w:lastRow="0" w:firstColumn="0" w:lastColumn="0" w:noHBand="1" w:noVBand="1"/>
+        <w:tblLook w:val="0600" w:firstRow="0" w:lastRow="0" w:firstColumn="0" w:lastColumn="0" w:noHBand="1" w:noVBand="1"/>
       </w:tblPr>
       <w:tblGrid>
-        <w:gridCol w:w="4513"/>
-        <w:gridCol w:w="4513"/>
+        <w:gridCol w:w="4508"/>
+        <w:gridCol w:w="4508"/>
       </w:tblGrid>
       <w:tr>
         <w:trPr>
           <w:cantSplit/>
+          <w:jc w:val="center"/>
         </w:trPr>
         <w:tc>
           <w:tcPr>
@@ -2916,7 +2810,7 @@
               <w:spacing w:before="60" w:after="60" w:line="240" w:lineRule="auto"/>
               <w:jc w:val="center"/>
               <w:rPr>
-                <w:rFonts w:ascii="Times New Roman" w:hAnsi="Times New Roman" w:cs="Times New Roman"/>
+                <w:rFonts w:cs="Times New Roman"/>
                 <w:b/>
                 <w:bCs/>
                 <w:sz w:val="20"/>
@@ -2924,12 +2818,12 @@
             </w:pPr>
             <w:r>
               <w:rPr>
-                <w:rFonts w:ascii="Times New Roman" w:hAnsi="Times New Roman" w:cs="Times New Roman"/>
+                <w:rFonts w:cs="Times New Roman"/>
                 <w:b/>
                 <w:bCs/>
                 <w:sz w:val="20"/>
               </w:rPr>
-              <w:t xml:space="preserve">${lp_kategori_1}</w:t>
+              <w:t>${lp_kategori_1}</w:t>
             </w:r>
           </w:p>
         </w:tc>
@@ -2944,7 +2838,7 @@
               <w:spacing w:before="60" w:after="60" w:line="240" w:lineRule="auto"/>
               <w:jc w:val="center"/>
               <w:rPr>
-                <w:rFonts w:ascii="Times New Roman" w:hAnsi="Times New Roman" w:cs="Times New Roman"/>
+                <w:rFonts w:cs="Times New Roman"/>
                 <w:b/>
                 <w:bCs/>
                 <w:sz w:val="20"/>
@@ -2952,12 +2846,12 @@
             </w:pPr>
             <w:r>
               <w:rPr>
-                <w:rFonts w:ascii="Times New Roman" w:hAnsi="Times New Roman" w:cs="Times New Roman"/>
+                <w:rFonts w:cs="Times New Roman"/>
                 <w:b/>
                 <w:bCs/>
                 <w:sz w:val="20"/>
               </w:rPr>
-              <w:t xml:space="preserve">${lp_kategori_2}</w:t>
+              <w:t>${lp_kategori_2}</w:t>
             </w:r>
           </w:p>
         </w:tc>
@@ -2965,7 +2859,8 @@
       <w:tr>
         <w:trPr>
           <w:cantSplit/>
-          <w:trHeight w:val="4250" w:hRule="exact"/>
+          <w:trHeight w:hRule="exact" w:val="4250"/>
+          <w:jc w:val="center"/>
         </w:trPr>
         <w:tc>
           <w:tcPr>
@@ -2977,16 +2872,16 @@
               <w:spacing w:before="60" w:after="60" w:line="240" w:lineRule="auto"/>
               <w:jc w:val="center"/>
               <w:rPr>
-                <w:rFonts w:ascii="Times New Roman" w:hAnsi="Times New Roman" w:cs="Times New Roman"/>
+                <w:rFonts w:cs="Times New Roman"/>
                 <w:sz w:val="20"/>
               </w:rPr>
             </w:pPr>
             <w:r>
               <w:rPr>
-                <w:rFonts w:ascii="Times New Roman" w:hAnsi="Times New Roman" w:cs="Times New Roman"/>
+                <w:rFonts w:cs="Times New Roman"/>
                 <w:sz w:val="20"/>
               </w:rPr>
-              <w:t xml:space="preserve">${lp_gambar_1}</w:t>
+              <w:t>${lp_gambar_1}</w:t>
             </w:r>
           </w:p>
         </w:tc>
@@ -3000,16 +2895,16 @@
               <w:spacing w:before="60" w:after="60" w:line="240" w:lineRule="auto"/>
               <w:jc w:val="center"/>
               <w:rPr>
-                <w:rFonts w:ascii="Times New Roman" w:hAnsi="Times New Roman" w:cs="Times New Roman"/>
+                <w:rFonts w:cs="Times New Roman"/>
                 <w:sz w:val="20"/>
               </w:rPr>
             </w:pPr>
             <w:r>
               <w:rPr>
-                <w:rFonts w:ascii="Times New Roman" w:hAnsi="Times New Roman" w:cs="Times New Roman"/>
+                <w:rFonts w:cs="Times New Roman"/>
                 <w:sz w:val="20"/>
               </w:rPr>
-              <w:t xml:space="preserve">${lp_gambar_2}</w:t>
+              <w:t>${lp_gambar_2}</w:t>
             </w:r>
           </w:p>
         </w:tc>
@@ -3017,51 +2912,48 @@
       <w:tr>
         <w:trPr>
           <w:cantSplit/>
-          <w:trHeight w:val="700" w:hRule="atLeast"/>
+          <w:trHeight w:val="700"/>
+          <w:jc w:val="center"/>
         </w:trPr>
         <w:tc>
           <w:tcPr>
             <w:tcW w:w="4513" w:type="dxa"/>
-            <w:vAlign w:val="top"/>
           </w:tcPr>
           <w:p>
             <w:pPr>
               <w:spacing w:before="60" w:after="60" w:line="240" w:lineRule="auto"/>
-              <w:jc w:val="both"/>
-              <w:rPr>
-                <w:rFonts w:ascii="Times New Roman" w:hAnsi="Times New Roman" w:cs="Times New Roman"/>
+              <w:rPr>
+                <w:rFonts w:cs="Times New Roman"/>
                 <w:sz w:val="20"/>
               </w:rPr>
             </w:pPr>
             <w:r>
               <w:rPr>
-                <w:rFonts w:ascii="Times New Roman" w:hAnsi="Times New Roman" w:cs="Times New Roman"/>
+                <w:rFonts w:cs="Times New Roman"/>
                 <w:sz w:val="20"/>
               </w:rPr>
-              <w:t xml:space="preserve">${lp_uraian_1}</w:t>
+              <w:t>${lp_uraian_1}</w:t>
             </w:r>
           </w:p>
         </w:tc>
         <w:tc>
           <w:tcPr>
             <w:tcW w:w="4513" w:type="dxa"/>
-            <w:vAlign w:val="top"/>
           </w:tcPr>
           <w:p>
             <w:pPr>
               <w:spacing w:before="60" w:after="60" w:line="240" w:lineRule="auto"/>
-              <w:jc w:val="both"/>
-              <w:rPr>
-                <w:rFonts w:ascii="Times New Roman" w:hAnsi="Times New Roman" w:cs="Times New Roman"/>
+              <w:rPr>
+                <w:rFonts w:cs="Times New Roman"/>
                 <w:sz w:val="20"/>
               </w:rPr>
             </w:pPr>
             <w:r>
               <w:rPr>
-                <w:rFonts w:ascii="Times New Roman" w:hAnsi="Times New Roman" w:cs="Times New Roman"/>
+                <w:rFonts w:cs="Times New Roman"/>
                 <w:sz w:val="20"/>
               </w:rPr>
-              <w:t xml:space="preserve">${lp_uraian_2}</w:t>
+              <w:t>${lp_uraian_2}</w:t>
             </w:r>
           </w:p>
         </w:tc>
@@ -3069,6 +2961,7 @@
       <w:tr>
         <w:trPr>
           <w:cantSplit/>
+          <w:jc w:val="center"/>
         </w:trPr>
         <w:tc>
           <w:tcPr>
@@ -3081,7 +2974,7 @@
               <w:spacing w:before="60" w:after="60" w:line="240" w:lineRule="auto"/>
               <w:jc w:val="center"/>
               <w:rPr>
-                <w:rFonts w:ascii="Times New Roman" w:hAnsi="Times New Roman" w:cs="Times New Roman"/>
+                <w:rFonts w:cs="Times New Roman"/>
                 <w:b/>
                 <w:bCs/>
                 <w:sz w:val="20"/>
@@ -3089,12 +2982,12 @@
             </w:pPr>
             <w:r>
               <w:rPr>
-                <w:rFonts w:ascii="Times New Roman" w:hAnsi="Times New Roman" w:cs="Times New Roman"/>
+                <w:rFonts w:cs="Times New Roman"/>
                 <w:b/>
                 <w:bCs/>
                 <w:sz w:val="20"/>
               </w:rPr>
-              <w:t xml:space="preserve">${lp_kategori_3}</w:t>
+              <w:t>${lp_kategori_3}</w:t>
             </w:r>
           </w:p>
         </w:tc>
@@ -3109,7 +3002,7 @@
               <w:spacing w:before="60" w:after="60" w:line="240" w:lineRule="auto"/>
               <w:jc w:val="center"/>
               <w:rPr>
-                <w:rFonts w:ascii="Times New Roman" w:hAnsi="Times New Roman" w:cs="Times New Roman"/>
+                <w:rFonts w:cs="Times New Roman"/>
                 <w:b/>
                 <w:bCs/>
                 <w:sz w:val="20"/>
@@ -3117,12 +3010,12 @@
             </w:pPr>
             <w:r>
               <w:rPr>
-                <w:rFonts w:ascii="Times New Roman" w:hAnsi="Times New Roman" w:cs="Times New Roman"/>
+                <w:rFonts w:cs="Times New Roman"/>
                 <w:b/>
                 <w:bCs/>
                 <w:sz w:val="20"/>
               </w:rPr>
-              <w:t xml:space="preserve">${lp_kategori_4}</w:t>
+              <w:t>${lp_kategori_4}</w:t>
             </w:r>
           </w:p>
         </w:tc>
@@ -3130,7 +3023,8 @@
       <w:tr>
         <w:trPr>
           <w:cantSplit/>
-          <w:trHeight w:val="4250" w:hRule="exact"/>
+          <w:trHeight w:hRule="exact" w:val="4250"/>
+          <w:jc w:val="center"/>
         </w:trPr>
         <w:tc>
           <w:tcPr>
@@ -3142,16 +3036,16 @@
               <w:spacing w:before="60" w:after="60" w:line="240" w:lineRule="auto"/>
               <w:jc w:val="center"/>
               <w:rPr>
-                <w:rFonts w:ascii="Times New Roman" w:hAnsi="Times New Roman" w:cs="Times New Roman"/>
+                <w:rFonts w:cs="Times New Roman"/>
                 <w:sz w:val="20"/>
               </w:rPr>
             </w:pPr>
             <w:r>
               <w:rPr>
-                <w:rFonts w:ascii="Times New Roman" w:hAnsi="Times New Roman" w:cs="Times New Roman"/>
+                <w:rFonts w:cs="Times New Roman"/>
                 <w:sz w:val="20"/>
               </w:rPr>
-              <w:t xml:space="preserve">${lp_gambar_3}</w:t>
+              <w:t>${lp_gambar_3}</w:t>
             </w:r>
           </w:p>
         </w:tc>
@@ -3165,16 +3059,16 @@
               <w:spacing w:before="60" w:after="60" w:line="240" w:lineRule="auto"/>
               <w:jc w:val="center"/>
               <w:rPr>
-                <w:rFonts w:ascii="Times New Roman" w:hAnsi="Times New Roman" w:cs="Times New Roman"/>
+                <w:rFonts w:cs="Times New Roman"/>
                 <w:sz w:val="20"/>
               </w:rPr>
             </w:pPr>
             <w:r>
               <w:rPr>
-                <w:rFonts w:ascii="Times New Roman" w:hAnsi="Times New Roman" w:cs="Times New Roman"/>
+                <w:rFonts w:cs="Times New Roman"/>
                 <w:sz w:val="20"/>
               </w:rPr>
-              <w:t xml:space="preserve">${lp_gambar_4}</w:t>
+              <w:t>${lp_gambar_4}</w:t>
             </w:r>
           </w:p>
         </w:tc>
@@ -3182,51 +3076,48 @@
       <w:tr>
         <w:trPr>
           <w:cantSplit/>
-          <w:trHeight w:val="700" w:hRule="atLeast"/>
+          <w:trHeight w:val="700"/>
+          <w:jc w:val="center"/>
         </w:trPr>
         <w:tc>
           <w:tcPr>
             <w:tcW w:w="4513" w:type="dxa"/>
-            <w:vAlign w:val="top"/>
           </w:tcPr>
           <w:p>
             <w:pPr>
               <w:spacing w:before="60" w:after="60" w:line="240" w:lineRule="auto"/>
-              <w:jc w:val="both"/>
-              <w:rPr>
-                <w:rFonts w:ascii="Times New Roman" w:hAnsi="Times New Roman" w:cs="Times New Roman"/>
+              <w:rPr>
+                <w:rFonts w:cs="Times New Roman"/>
                 <w:sz w:val="20"/>
               </w:rPr>
             </w:pPr>
             <w:r>
               <w:rPr>
-                <w:rFonts w:ascii="Times New Roman" w:hAnsi="Times New Roman" w:cs="Times New Roman"/>
+                <w:rFonts w:cs="Times New Roman"/>
                 <w:sz w:val="20"/>
               </w:rPr>
-              <w:t xml:space="preserve">${lp_uraian_3}</w:t>
+              <w:t>${lp_uraian_3}</w:t>
             </w:r>
           </w:p>
         </w:tc>
         <w:tc>
           <w:tcPr>
             <w:tcW w:w="4513" w:type="dxa"/>
-            <w:vAlign w:val="top"/>
           </w:tcPr>
           <w:p>
             <w:pPr>
               <w:spacing w:before="60" w:after="60" w:line="240" w:lineRule="auto"/>
-              <w:jc w:val="both"/>
-              <w:rPr>
-                <w:rFonts w:ascii="Times New Roman" w:hAnsi="Times New Roman" w:cs="Times New Roman"/>
+              <w:rPr>
+                <w:rFonts w:cs="Times New Roman"/>
                 <w:sz w:val="20"/>
               </w:rPr>
             </w:pPr>
             <w:r>
               <w:rPr>
-                <w:rFonts w:ascii="Times New Roman" w:hAnsi="Times New Roman" w:cs="Times New Roman"/>
+                <w:rFonts w:cs="Times New Roman"/>
                 <w:sz w:val="20"/>
               </w:rPr>
-              <w:t xml:space="preserve">${lp_uraian_4}</w:t>
+              <w:t>${lp_uraian_4}</w:t>
             </w:r>
           </w:p>
         </w:tc>
@@ -3237,14 +3128,28 @@
         <w:spacing w:after="0" w:line="240" w:lineRule="auto"/>
         <w:jc w:val="left"/>
         <w:rPr>
-          <w:rFonts w:ascii="Times New Roman" w:hAnsi="Times New Roman" w:cs="Times New Roman"/>
-        </w:rPr>
-      </w:pPr>
-      <w:r>
-        <w:rPr>
-          <w:rFonts w:ascii="Times New Roman" w:hAnsi="Times New Roman" w:cs="Times New Roman"/>
-        </w:rPr>
-        <w:t xml:space="preserve">${/blok_lampiran}</w:t>
+          <w:rFonts w:cs="Times New Roman"/>
+        </w:rPr>
+      </w:pPr>
+      <w:r>
+        <w:rPr>
+          <w:rFonts w:cs="Times New Roman"/>
+        </w:rPr>
+        <w:t>${/</w:t>
+      </w:r>
+      <w:proofErr w:type="spellStart"/>
+      <w:r>
+        <w:rPr>
+          <w:rFonts w:cs="Times New Roman"/>
+        </w:rPr>
+        <w:t>blok_lampiran</w:t>
+      </w:r>
+      <w:proofErr w:type="spellEnd"/>
+      <w:r>
+        <w:rPr>
+          <w:rFonts w:cs="Times New Roman"/>
+        </w:rPr>
+        <w:t>}</w:t>
       </w:r>
     </w:p>
     <w:p>
@@ -3253,7 +3158,7 @@
           <w:tab w:val="left" w:pos="942"/>
         </w:tabs>
         <w:rPr>
-          <w:rFonts w:ascii="Times New Roman" w:hAnsi="Times New Roman" w:cs="Times New Roman"/>
+          <w:rFonts w:cs="Times New Roman"/>
         </w:rPr>
       </w:pPr>
     </w:p>
@@ -3263,7 +3168,7 @@
           <w:tab w:val="left" w:pos="942"/>
         </w:tabs>
         <w:rPr>
-          <w:rFonts w:ascii="Times New Roman" w:hAnsi="Times New Roman" w:cs="Times New Roman"/>
+          <w:rFonts w:cs="Times New Roman"/>
         </w:rPr>
       </w:pPr>
     </w:p>
@@ -3485,26 +3390,26 @@
                             <w:pStyle w:val="Header"/>
                             <w:jc w:val="center"/>
                             <w:rPr>
-                              <w:rFonts w:ascii="Times New Roman" w:hAnsi="Times New Roman" w:cs="Times New Roman"/>
+                              <w:rFonts w:cs="Times New Roman"/>
                             </w:rPr>
                           </w:pPr>
                           <w:proofErr w:type="spellStart"/>
                           <w:r>
                             <w:rPr>
-                              <w:rFonts w:ascii="Times New Roman" w:hAnsi="Times New Roman" w:cs="Times New Roman"/>
+                              <w:rFonts w:cs="Times New Roman"/>
                             </w:rPr>
                             <w:t>Laporan</w:t>
                           </w:r>
                           <w:proofErr w:type="spellEnd"/>
                           <w:r>
                             <w:rPr>
-                              <w:rFonts w:ascii="Times New Roman" w:hAnsi="Times New Roman" w:cs="Times New Roman"/>
+                              <w:rFonts w:cs="Times New Roman"/>
                             </w:rPr>
                             <w:t xml:space="preserve"> </w:t>
                           </w:r>
                           <w:r>
                             <w:rPr>
-                              <w:rFonts w:ascii="Times New Roman" w:hAnsi="Times New Roman" w:cs="Times New Roman"/>
+                              <w:rFonts w:cs="Times New Roman"/>
                             </w:rPr>
                             <w:t>Harian</w:t>
                           </w:r>
@@ -3514,40 +3419,40 @@
                             <w:pStyle w:val="Header"/>
                             <w:jc w:val="center"/>
                             <w:rPr>
-                              <w:rFonts w:ascii="Times New Roman" w:hAnsi="Times New Roman" w:cs="Times New Roman"/>
+                              <w:rFonts w:cs="Times New Roman"/>
                             </w:rPr>
                           </w:pPr>
                           <w:proofErr w:type="spellStart"/>
                           <w:r>
                             <w:rPr>
-                              <w:rFonts w:ascii="Times New Roman" w:hAnsi="Times New Roman" w:cs="Times New Roman"/>
+                              <w:rFonts w:cs="Times New Roman"/>
                             </w:rPr>
                             <w:t>Tanggal</w:t>
                           </w:r>
                           <w:proofErr w:type="spellEnd"/>
                           <w:r>
                             <w:rPr>
-                              <w:rFonts w:ascii="Times New Roman" w:hAnsi="Times New Roman" w:cs="Times New Roman"/>
+                              <w:rFonts w:cs="Times New Roman"/>
                             </w:rPr>
                             <w:t xml:space="preserve"> </w:t>
                           </w:r>
                           <w:r>
                             <w:rPr>
-                              <w:rFonts w:ascii="Times New Roman" w:hAnsi="Times New Roman" w:cs="Times New Roman"/>
+                              <w:rFonts w:cs="Times New Roman"/>
                             </w:rPr>
                             <w:t>${</w:t>
                           </w:r>
                           <w:proofErr w:type="spellStart"/>
                           <w:r>
                             <w:rPr>
-                              <w:rFonts w:ascii="Times New Roman" w:hAnsi="Times New Roman" w:cs="Times New Roman"/>
+                              <w:rFonts w:cs="Times New Roman"/>
                             </w:rPr>
                             <w:t>tanggal</w:t>
                           </w:r>
                           <w:proofErr w:type="spellEnd"/>
                           <w:r>
                             <w:rPr>
-                              <w:rFonts w:ascii="Times New Roman" w:hAnsi="Times New Roman" w:cs="Times New Roman"/>
+                              <w:rFonts w:cs="Times New Roman"/>
                             </w:rPr>
                             <w:t>}</w:t>
                           </w:r>
@@ -3587,26 +3492,18 @@
                       <w:pStyle w:val="Header"/>
                       <w:jc w:val="center"/>
                       <w:rPr>
-                        <w:rFonts w:ascii="Times New Roman" w:hAnsi="Times New Roman" w:cs="Times New Roman"/>
+                        <w:rFonts w:cs="Times New Roman"/>
                       </w:rPr>
                     </w:pPr>
-                    <w:proofErr w:type="spellStart"/>
                     <w:r>
                       <w:rPr>
-                        <w:rFonts w:ascii="Times New Roman" w:hAnsi="Times New Roman" w:cs="Times New Roman"/>
+                        <w:rFonts w:cs="Times New Roman"/>
                       </w:rPr>
-                      <w:t>Laporan</w:t>
-                    </w:r>
-                    <w:proofErr w:type="spellEnd"/>
-                    <w:r>
-                      <w:rPr>
-                        <w:rFonts w:ascii="Times New Roman" w:hAnsi="Times New Roman" w:cs="Times New Roman"/>
-                      </w:rPr>
-                      <w:t xml:space="preserve"> </w:t>
+                      <w:t xml:space="preserve">Laporan </w:t>
                     </w:r>
                     <w:r>
                       <w:rPr>
-                        <w:rFonts w:ascii="Times New Roman" w:hAnsi="Times New Roman" w:cs="Times New Roman"/>
+                        <w:rFonts w:cs="Times New Roman"/>
                       </w:rPr>
                       <w:t>Harian</w:t>
                     </w:r>
@@ -3616,42 +3513,26 @@
                       <w:pStyle w:val="Header"/>
                       <w:jc w:val="center"/>
                       <w:rPr>
-                        <w:rFonts w:ascii="Times New Roman" w:hAnsi="Times New Roman" w:cs="Times New Roman"/>
+                        <w:rFonts w:cs="Times New Roman"/>
                       </w:rPr>
                     </w:pPr>
-                    <w:proofErr w:type="spellStart"/>
                     <w:r>
                       <w:rPr>
-                        <w:rFonts w:ascii="Times New Roman" w:hAnsi="Times New Roman" w:cs="Times New Roman"/>
+                        <w:rFonts w:cs="Times New Roman"/>
                       </w:rPr>
                       <w:t>Tanggal</w:t>
                     </w:r>
-                    <w:proofErr w:type="spellEnd"/>
                     <w:r>
                       <w:rPr>
-                        <w:rFonts w:ascii="Times New Roman" w:hAnsi="Times New Roman" w:cs="Times New Roman"/>
+                        <w:rFonts w:cs="Times New Roman"/>
                       </w:rPr>
                       <w:t xml:space="preserve"> </w:t>
                     </w:r>
                     <w:r>
                       <w:rPr>
-                        <w:rFonts w:ascii="Times New Roman" w:hAnsi="Times New Roman" w:cs="Times New Roman"/>
+                        <w:rFonts w:cs="Times New Roman"/>
                       </w:rPr>
-                      <w:t>${</w:t>
-                    </w:r>
-                    <w:proofErr w:type="spellStart"/>
-                    <w:r>
-                      <w:rPr>
-                        <w:rFonts w:ascii="Times New Roman" w:hAnsi="Times New Roman" w:cs="Times New Roman"/>
-                      </w:rPr>
-                      <w:t>tanggal</w:t>
-                    </w:r>
-                    <w:proofErr w:type="spellEnd"/>
-                    <w:r>
-                      <w:rPr>
-                        <w:rFonts w:ascii="Times New Roman" w:hAnsi="Times New Roman" w:cs="Times New Roman"/>
-                      </w:rPr>
-                      <w:t>}</w:t>
+                      <w:t>${tanggal}</w:t>
                     </w:r>
                   </w:p>
                   <w:p/>
@@ -4631,8 +4512,8 @@
   <w:abstractNum w:abstractNumId="7" w15:restartNumberingAfterBreak="0">
     <w:nsid w:val="78397A44"/>
     <w:multiLevelType w:val="hybridMultilevel"/>
-    <w:tmpl w:val="21CA9A76"/>
-    <w:lvl w:ilvl="0" w:tplc="04210015">
+    <w:tmpl w:val="82A8DE46"/>
+    <w:lvl w:ilvl="0" w:tplc="A066DF8C">
       <w:start w:val="1"/>
       <w:numFmt w:val="upperLetter"/>
       <w:lvlText w:val="%1."/>
@@ -4641,7 +4522,9 @@
         <w:ind w:left="720" w:hanging="360"/>
       </w:pPr>
       <w:rPr>
-        <w:rFonts w:hint="default"/>
+        <w:rFonts w:ascii="Garamond" w:hAnsi="Garamond" w:hint="default"/>
+        <w:sz w:val="24"/>
+        <w:szCs w:val="24"/>
       </w:rPr>
     </w:lvl>
     <w:lvl w:ilvl="1" w:tplc="04210019" w:tentative="1">
